--- a/Publisher_Ready_Curriculum/01_Physics_East_Meadow_Refactor/01_Kinematics/03_Average_Speed_and_Velocity/Teacher_Guide.docx
+++ b/Publisher_Ready_Curriculum/01_Physics_East_Meadow_Refactor/01_Kinematics/03_Average_Speed_and_Velocity/Teacher_Guide.docx
@@ -2,7 +2,7 @@
 <file path=word/document.xml><?xml version="1.0" encoding="utf-8"?>
 <w:document xmlns:w="http://schemas.openxmlformats.org/wordprocessingml/2006/main" xmlns:m="http://schemas.openxmlformats.org/officeDocument/2006/math" xmlns:r="http://schemas.openxmlformats.org/officeDocument/2006/relationships" xmlns:o="urn:schemas-microsoft-com:office:office" xmlns:v="urn:schemas-microsoft-com:vml" xmlns:w10="urn:schemas-microsoft-com:office:word" xmlns:a="http://schemas.openxmlformats.org/drawingml/2006/main" xmlns:pic="http://schemas.openxmlformats.org/drawingml/2006/picture" xmlns:wp="http://schemas.openxmlformats.org/drawingml/2006/wordprocessingDrawing">
   <w:body>
-    <w:bookmarkStart w:id="28" w:name="average-speed-and-velocity-teacher-guide"/>
+    <w:bookmarkStart w:id="41" w:name="average-speed-and-velocity-teacher-guide"/>
     <w:p>
       <w:pPr>
         <w:pStyle w:val="Heading1"/>
@@ -44,6 +44,13 @@
         <w:t xml:space="preserve">Strategy chips: HOCHMAN</w:t>
       </w:r>
     </w:p>
+    <w:p>
+      <w:r>
+        <w:pict>
+          <v:rect style="width:0;height:1.5pt" o:hralign="center" o:hrstd="t" o:hr="t"/>
+        </w:pict>
+      </w:r>
+    </w:p>
     <w:bookmarkEnd w:id="9"/>
     <w:bookmarkStart w:id="14" w:name="X1d84ce80e26e06b680d0971dfbf5d8dedf45843"/>
     <w:p>
@@ -183,33 +190,359 @@
         <w:t xml:space="preserve">(No assessment curated for this row — teacher discretion. Exit ticket below serves as the formative check.)</w:t>
       </w:r>
     </w:p>
+    <w:p>
+      <w:r>
+        <w:pict>
+          <v:rect style="width:0;height:1.5pt" o:hralign="center" o:hrstd="t" o:hr="t"/>
+        </w:pict>
+      </w:r>
+    </w:p>
     <w:bookmarkEnd w:id="13"/>
     <w:bookmarkEnd w:id="14"/>
-    <w:bookmarkStart w:id="15" w:name="ccc-focus"/>
+    <w:bookmarkStart w:id="15" w:name="lesson-overview"/>
     <w:p>
       <w:pPr>
         <w:pStyle w:val="Heading2"/>
       </w:pPr>
       <w:r>
-        <w:t xml:space="preserve">CCC Focus</w:t>
+        <w:t xml:space="preserve">Lesson Overview</w:t>
       </w:r>
     </w:p>
+    <w:tbl>
+      <w:tblPr>
+        <w:tblStyle w:val="Table"/>
+        <w:tblW w:type="pct" w:w="5000"/>
+        <w:tblLayout w:type="fixed"/>
+        <w:tblLook w:firstRow="0" w:lastRow="0" w:firstColumn="0" w:lastColumn="0" w:noHBand="0" w:noVBand="0" w:val="0000"/>
+      </w:tblPr>
+      <w:tblGrid>
+        <w:gridCol w:w="3960"/>
+        <w:gridCol w:w="3960"/>
+      </w:tblGrid>
+      <w:tr>
+        <w:tc>
+          <w:tcPr/>
+          <w:p>
+            <w:pPr>
+              <w:pStyle w:val="Compact"/>
+            </w:pPr>
+            <w:r>
+              <w:rPr>
+                <w:b/>
+                <w:bCs/>
+              </w:rPr>
+              <w:t xml:space="preserve">Duration</w:t>
+            </w:r>
+          </w:p>
+        </w:tc>
+        <w:tc>
+          <w:tcPr/>
+          <w:p>
+            <w:pPr>
+              <w:pStyle w:val="Compact"/>
+            </w:pPr>
+            <w:r>
+              <w:t xml:space="preserve">42 minutes (1 period)</w:t>
+            </w:r>
+          </w:p>
+        </w:tc>
+      </w:tr>
+      <w:tr>
+        <w:tc>
+          <w:tcPr/>
+          <w:p>
+            <w:pPr>
+              <w:pStyle w:val="Compact"/>
+            </w:pPr>
+            <w:r>
+              <w:rPr>
+                <w:b/>
+                <w:bCs/>
+              </w:rPr>
+              <w:t xml:space="preserve">NYSSLS link</w:t>
+            </w:r>
+          </w:p>
+        </w:tc>
+        <w:tc>
+          <w:tcPr/>
+          <w:p>
+            <w:pPr>
+              <w:pStyle w:val="Compact"/>
+            </w:pPr>
+            <w:r>
+              <w:t xml:space="preserve">HS-PS2-1 (thread continues)</w:t>
+            </w:r>
+          </w:p>
+        </w:tc>
+      </w:tr>
+      <w:tr>
+        <w:tc>
+          <w:tcPr/>
+          <w:p>
+            <w:pPr>
+              <w:pStyle w:val="Compact"/>
+            </w:pPr>
+            <w:r>
+              <w:rPr>
+                <w:b/>
+                <w:bCs/>
+              </w:rPr>
+              <w:t xml:space="preserve">CCC focus</w:t>
+            </w:r>
+          </w:p>
+        </w:tc>
+        <w:tc>
+          <w:tcPr/>
+          <w:p>
+            <w:pPr>
+              <w:pStyle w:val="Compact"/>
+            </w:pPr>
+            <w:r>
+              <w:t xml:space="preserve">Cause and Effect — equal time intervals can produce equal</w:t>
+            </w:r>
+            <w:r>
+              <w:t xml:space="preserve"> </w:t>
+            </w:r>
+            <w:r>
+              <w:rPr>
+                <w:i/>
+                <w:iCs/>
+              </w:rPr>
+              <w:t xml:space="preserve">displacements</w:t>
+            </w:r>
+            <w:r>
+              <w:t xml:space="preserve"> </w:t>
+            </w:r>
+            <w:r>
+              <w:t xml:space="preserve">but unequal</w:t>
+            </w:r>
+            <w:r>
+              <w:t xml:space="preserve"> </w:t>
+            </w:r>
+            <w:r>
+              <w:rPr>
+                <w:i/>
+                <w:iCs/>
+              </w:rPr>
+              <w:t xml:space="preserve">paths</w:t>
+            </w:r>
+            <w:r>
+              <w:t xml:space="preserve"> </w:t>
+            </w:r>
+            <w:r>
+              <w:t xml:space="preserve">(or vice versa). Higher velocity = more displacement per unit time, not just more ground covered.</w:t>
+            </w:r>
+          </w:p>
+        </w:tc>
+      </w:tr>
+      <w:tr>
+        <w:tc>
+          <w:tcPr/>
+          <w:p>
+            <w:pPr>
+              <w:pStyle w:val="Compact"/>
+            </w:pPr>
+            <w:r>
+              <w:rPr>
+                <w:b/>
+                <w:bCs/>
+              </w:rPr>
+              <w:t xml:space="preserve">Strategy chips</w:t>
+            </w:r>
+          </w:p>
+        </w:tc>
+        <w:tc>
+          <w:tcPr/>
+          <w:p>
+            <w:pPr>
+              <w:pStyle w:val="Compact"/>
+            </w:pPr>
+            <w:r>
+              <w:t xml:space="preserve">HOCHMAN (sentence expansion)</w:t>
+            </w:r>
+          </w:p>
+        </w:tc>
+      </w:tr>
+      <w:tr>
+        <w:tc>
+          <w:tcPr/>
+          <w:p>
+            <w:pPr>
+              <w:pStyle w:val="Compact"/>
+            </w:pPr>
+            <w:r>
+              <w:rPr>
+                <w:b/>
+                <w:bCs/>
+              </w:rPr>
+              <w:t xml:space="preserve">Materials</w:t>
+            </w:r>
+          </w:p>
+        </w:tc>
+        <w:tc>
+          <w:tcPr/>
+          <w:p>
+            <w:pPr>
+              <w:pStyle w:val="Compact"/>
+            </w:pPr>
+            <w:r>
+              <w:t xml:space="preserve">Stopwatches (or phone timers, 1 per pair); meter sticks or tape measures; printed Hochman expansion organizer (one per student); access to the interactive on devices.</w:t>
+            </w:r>
+          </w:p>
+        </w:tc>
+      </w:tr>
+      <w:tr>
+        <w:tc>
+          <w:tcPr/>
+          <w:p>
+            <w:pPr>
+              <w:pStyle w:val="Compact"/>
+            </w:pPr>
+            <w:r>
+              <w:rPr>
+                <w:b/>
+                <w:bCs/>
+              </w:rPr>
+              <w:t xml:space="preserve">Safety</w:t>
+            </w:r>
+          </w:p>
+        </w:tc>
+        <w:tc>
+          <w:tcPr/>
+          <w:p>
+            <w:pPr>
+              <w:pStyle w:val="Compact"/>
+            </w:pPr>
+            <w:r>
+              <w:t xml:space="preserve">None.</w:t>
+            </w:r>
+          </w:p>
+        </w:tc>
+      </w:tr>
+      <w:tr>
+        <w:tc>
+          <w:tcPr/>
+          <w:p>
+            <w:pPr>
+              <w:pStyle w:val="Compact"/>
+            </w:pPr>
+            <w:r>
+              <w:rPr>
+                <w:b/>
+                <w:bCs/>
+              </w:rPr>
+              <w:t xml:space="preserve">Prior knowledge</w:t>
+            </w:r>
+          </w:p>
+        </w:tc>
+        <w:tc>
+          <w:tcPr/>
+          <w:p>
+            <w:pPr>
+              <w:pStyle w:val="Compact"/>
+            </w:pPr>
+            <w:r>
+              <w:t xml:space="preserve">Lesson 01 (vectors), Lesson 02 (distance vs. displacement); division.</w:t>
+            </w:r>
+          </w:p>
+        </w:tc>
+      </w:tr>
+    </w:tbl>
     <w:p>
       <w:pPr>
-        <w:pStyle w:val="FirstParagraph"/>
+        <w:pStyle w:val="BodyText"/>
       </w:pPr>
       <w:r>
         <w:rPr>
           <w:b/>
           <w:bCs/>
         </w:rPr>
-        <w:t xml:space="preserve">Cause and Effect</w:t>
+        <w:t xml:space="preserve">Lesson objectives — students can:</w:t>
+      </w:r>
+    </w:p>
+    <w:p>
+      <w:pPr>
+        <w:pStyle w:val="Compact"/>
+        <w:numPr>
+          <w:ilvl w:val="0"/>
+          <w:numId w:val="1001"/>
+        </w:numPr>
+      </w:pPr>
+      <w:r>
+        <w:t xml:space="preserve">Define</w:t>
       </w:r>
       <w:r>
         <w:t xml:space="preserve"> </w:t>
       </w:r>
       <w:r>
-        <w:t xml:space="preserve">— equal time intervals can produce equal</w:t>
+        <w:rPr>
+          <w:b/>
+          <w:bCs/>
+        </w:rPr>
+        <w:t xml:space="preserve">average speed</w:t>
+      </w:r>
+      <w:r>
+        <w:t xml:space="preserve"> </w:t>
+      </w:r>
+      <w:r>
+        <w:t xml:space="preserve">as distance ÷ time and</w:t>
+      </w:r>
+      <w:r>
+        <w:t xml:space="preserve"> </w:t>
+      </w:r>
+      <w:r>
+        <w:rPr>
+          <w:b/>
+          <w:bCs/>
+        </w:rPr>
+        <w:t xml:space="preserve">average velocity</w:t>
+      </w:r>
+      <w:r>
+        <w:t xml:space="preserve"> </w:t>
+      </w:r>
+      <w:r>
+        <w:t xml:space="preserve">as displacement ÷ time.</w:t>
+      </w:r>
+    </w:p>
+    <w:p>
+      <w:pPr>
+        <w:pStyle w:val="Compact"/>
+        <w:numPr>
+          <w:ilvl w:val="0"/>
+          <w:numId w:val="1001"/>
+        </w:numPr>
+      </w:pPr>
+      <w:r>
+        <w:t xml:space="preserve">Explain why two trips can have the same average speed but different average velocities (or vice versa).</w:t>
+      </w:r>
+    </w:p>
+    <w:p>
+      <w:pPr>
+        <w:pStyle w:val="Compact"/>
+        <w:numPr>
+          <w:ilvl w:val="0"/>
+          <w:numId w:val="1001"/>
+        </w:numPr>
+      </w:pPr>
+      <w:r>
+        <w:t xml:space="preserve">Use a kernel sentence and three Hochman expansions to describe motion precisely.</w:t>
+      </w:r>
+    </w:p>
+    <w:p>
+      <w:r>
+        <w:pict>
+          <v:rect style="width:0;height:1.5pt" o:hralign="center" o:hrstd="t" o:hr="t"/>
+        </w:pict>
+      </w:r>
+    </w:p>
+    <w:bookmarkEnd w:id="15"/>
+    <w:bookmarkStart w:id="20" w:name="phase-1-engage-0-12-min"/>
+    <w:p>
+      <w:pPr>
+        <w:pStyle w:val="Heading2"/>
+      </w:pPr>
+      <w:r>
+        <w:t xml:space="preserve">Phase 1 · Engage</w:t>
       </w:r>
       <w:r>
         <w:t xml:space="preserve"> </w:t>
@@ -219,13 +552,156 @@
           <w:i/>
           <w:iCs/>
         </w:rPr>
-        <w:t xml:space="preserve">displacements</w:t>
+        <w:t xml:space="preserve">(0 – 12 min)</w:t>
+      </w:r>
+    </w:p>
+    <w:bookmarkStart w:id="16" w:name="min-opening-connection-sel"/>
+    <w:p>
+      <w:pPr>
+        <w:pStyle w:val="Heading3"/>
+      </w:pPr>
+      <w:r>
+        <w:t xml:space="preserve">0–3 min · Opening Connection (SEL)</w:t>
+      </w:r>
+    </w:p>
+    <w:p>
+      <w:pPr>
+        <w:pStyle w:val="FirstParagraph"/>
+      </w:pPr>
+      <w:r>
+        <w:t xml:space="preserve">Quick check-in. 60–90 seconds.</w:t>
+      </w:r>
+    </w:p>
+    <w:bookmarkEnd w:id="16"/>
+    <w:bookmarkStart w:id="17" w:name="min-phenomenon-hook-the-two-student-walk"/>
+    <w:p>
+      <w:pPr>
+        <w:pStyle w:val="Heading3"/>
+      </w:pPr>
+      <w:r>
+        <w:t xml:space="preserve">3–8 min · Phenomenon hook — the two-student walk</w:t>
+      </w:r>
+    </w:p>
+    <w:p>
+      <w:pPr>
+        <w:pStyle w:val="FirstParagraph"/>
+      </w:pPr>
+      <w:r>
+        <w:rPr>
+          <w:b/>
+          <w:bCs/>
+        </w:rPr>
+        <w:t xml:space="preserve">Teacher actions.</w:t>
       </w:r>
       <w:r>
         <w:t xml:space="preserve"> </w:t>
       </w:r>
       <w:r>
-        <w:t xml:space="preserve">but unequal</w:t>
+        <w:t xml:space="preserve">Pick two willing students. Student A walks straight to the door at a steady pace. Student B walks half the distance, doubles back to a friend’s seat (briefly stops to</w:t>
+      </w:r>
+      <w:r>
+        <w:t xml:space="preserve"> </w:t>
+      </w:r>
+      <w:r>
+        <w:t xml:space="preserve">“say hi”</w:t>
+      </w:r>
+      <w:r>
+        <w:t xml:space="preserve">), then walks the rest of the way. Both finish at the door at roughly the same time. Class times both with stopwatches.</w:t>
+      </w:r>
+    </w:p>
+    <w:p>
+      <w:pPr>
+        <w:pStyle w:val="BodyText"/>
+      </w:pPr>
+      <w:r>
+        <w:rPr>
+          <w:b/>
+          <w:bCs/>
+        </w:rPr>
+        <w:t xml:space="preserve">Sample teacher language:</w:t>
+      </w:r>
+    </w:p>
+    <w:p>
+      <w:pPr>
+        <w:pStyle w:val="BlockText"/>
+      </w:pPr>
+      <w:r>
+        <w:t xml:space="preserve">“I’m going to ask Student A and Student B to walk to the door. They’ll start at the same time. They’ll finish at roughly the same time. But they’re going to take different paths. After they’re done, I want you to tell me — did they</w:t>
+      </w:r>
+      <w:r>
+        <w:t xml:space="preserve"> </w:t>
+      </w:r>
+      <w:r>
+        <w:t xml:space="preserve">‘move the same’</w:t>
+      </w:r>
+      <w:r>
+        <w:t xml:space="preserve">? Defend your answer with a number.”</w:t>
+      </w:r>
+    </w:p>
+    <w:p>
+      <w:pPr>
+        <w:pStyle w:val="FirstParagraph"/>
+      </w:pPr>
+      <w:r>
+        <w:rPr>
+          <w:b/>
+          <w:bCs/>
+        </w:rPr>
+        <w:t xml:space="preserve">Anticipated student responses:</w:t>
+      </w:r>
+    </w:p>
+    <w:p>
+      <w:pPr>
+        <w:pStyle w:val="Compact"/>
+        <w:numPr>
+          <w:ilvl w:val="0"/>
+          <w:numId w:val="1002"/>
+        </w:numPr>
+      </w:pPr>
+      <w:r>
+        <w:t xml:space="preserve">“Yes, they moved the same — they both took the same time and ended in the same place.”</w:t>
+      </w:r>
+      <w:r>
+        <w:t xml:space="preserve"> </w:t>
+      </w:r>
+      <w:r>
+        <w:t xml:space="preserve">— surface this; it’s a productive starting point.</w:t>
+      </w:r>
+    </w:p>
+    <w:p>
+      <w:pPr>
+        <w:pStyle w:val="Compact"/>
+        <w:numPr>
+          <w:ilvl w:val="0"/>
+          <w:numId w:val="1002"/>
+        </w:numPr>
+      </w:pPr>
+      <w:r>
+        <w:t xml:space="preserve">“No, B moved faster because B’s path was longer.”</w:t>
+      </w:r>
+      <w:r>
+        <w:t xml:space="preserve"> </w:t>
+      </w:r>
+      <w:r>
+        <w:t xml:space="preserve">— also surface; this is the speed-vs-velocity tension we’ll resolve.</w:t>
+      </w:r>
+    </w:p>
+    <w:p>
+      <w:pPr>
+        <w:pStyle w:val="Compact"/>
+        <w:numPr>
+          <w:ilvl w:val="0"/>
+          <w:numId w:val="1002"/>
+        </w:numPr>
+      </w:pPr>
+      <w:r>
+        <w:t xml:space="preserve">“Both, depending on what you mean.”</w:t>
+      </w:r>
+      <w:r>
+        <w:t xml:space="preserve"> </w:t>
+      </w:r>
+      <w:r>
+        <w:t xml:space="preserve">—</w:t>
       </w:r>
       <w:r>
         <w:t xml:space="preserve"> </w:t>
@@ -235,17 +711,1626 @@
           <w:i/>
           <w:iCs/>
         </w:rPr>
-        <w:t xml:space="preserve">paths</w:t>
+        <w:t xml:space="preserve">if a student says this</w:t>
+      </w:r>
+      <w:r>
+        <w:t xml:space="preserve">, they’re already at the lesson’s destination. Reflect it back:</w:t>
       </w:r>
       <w:r>
         <w:t xml:space="preserve"> </w:t>
       </w:r>
       <w:r>
-        <w:t xml:space="preserve">(or vice versa). The cause of higher velocity is moving more displacement per unit time, not just covering more ground.</w:t>
+        <w:t xml:space="preserve">“Interesting — what do you mean by</w:t>
+      </w:r>
+      <w:r>
+        <w:t xml:space="preserve"> </w:t>
+      </w:r>
+      <w:r>
+        <w:t xml:space="preserve">‘depending on what you mean’</w:t>
+      </w:r>
+      <w:r>
+        <w:t xml:space="preserve">?”</w:t>
       </w:r>
     </w:p>
-    <w:bookmarkEnd w:id="15"/>
-    <w:bookmarkStart w:id="16" w:name="nyssls-observation-checklist-crosswalk"/>
+    <w:bookmarkEnd w:id="17"/>
+    <w:bookmarkStart w:id="18" w:name="min-notice-wonder-turn-and-talk-1"/>
+    <w:p>
+      <w:pPr>
+        <w:pStyle w:val="Heading3"/>
+      </w:pPr>
+      <w:r>
+        <w:t xml:space="preserve">8–12 min · Notice &amp; Wonder + Turn-and-Talk #1</w:t>
+      </w:r>
+    </w:p>
+    <w:p>
+      <w:pPr>
+        <w:pStyle w:val="FirstParagraph"/>
+      </w:pPr>
+      <w:r>
+        <w:t xml:space="preserve">Capture two columns. Then:</w:t>
+      </w:r>
+    </w:p>
+    <w:p>
+      <w:pPr>
+        <w:pStyle w:val="BlockText"/>
+      </w:pPr>
+      <w:r>
+        <w:t xml:space="preserve">“Turn to your partner. Did the two students</w:t>
+      </w:r>
+      <w:r>
+        <w:t xml:space="preserve"> </w:t>
+      </w:r>
+      <w:r>
+        <w:t xml:space="preserve">‘move the same’</w:t>
+      </w:r>
+      <w:r>
+        <w:t xml:space="preserve">? Defend your answer with a number — even a guess.”</w:t>
+      </w:r>
+    </w:p>
+    <w:p>
+      <w:pPr>
+        <w:pStyle w:val="FirstParagraph"/>
+      </w:pPr>
+      <w:r>
+        <w:t xml:space="preserve">After 90 seconds, take 2–3 responses. Note the dispute on the board. Don’t resolve yet.</w:t>
+      </w:r>
+    </w:p>
+    <w:bookmarkEnd w:id="18"/>
+    <w:bookmarkStart w:id="19" w:name="bridge-to-phase-2"/>
+    <w:p>
+      <w:pPr>
+        <w:pStyle w:val="Heading3"/>
+      </w:pPr>
+      <w:r>
+        <w:t xml:space="preserve">Bridge to Phase 2</w:t>
+      </w:r>
+    </w:p>
+    <w:p>
+      <w:pPr>
+        <w:pStyle w:val="FirstParagraph"/>
+      </w:pPr>
+      <w:r>
+        <w:t xml:space="preserve">By end of Phase 1, every student has written a</w:t>
+      </w:r>
+      <w:r>
+        <w:t xml:space="preserve"> </w:t>
+      </w:r>
+      <w:r>
+        <w:rPr>
+          <w:b/>
+          <w:bCs/>
+        </w:rPr>
+        <w:t xml:space="preserve">kernel sentence</w:t>
+      </w:r>
+      <w:r>
+        <w:t xml:space="preserve"> </w:t>
+      </w:r>
+      <w:r>
+        <w:t xml:space="preserve">in their notebook:</w:t>
+      </w:r>
+      <w:r>
+        <w:t xml:space="preserve"> </w:t>
+      </w:r>
+      <w:r>
+        <w:rPr>
+          <w:i/>
+          <w:iCs/>
+        </w:rPr>
+        <w:t xml:space="preserve">“The car moves.”</w:t>
+      </w:r>
+      <w:r>
+        <w:t xml:space="preserve"> </w:t>
+      </w:r>
+      <w:r>
+        <w:t xml:space="preserve">This becomes the seed for the Hochman sentence-expansion work in Phase 2.</w:t>
+      </w:r>
+    </w:p>
+    <w:p>
+      <w:r>
+        <w:pict>
+          <v:rect style="width:0;height:1.5pt" o:hralign="center" o:hrstd="t" o:hr="t"/>
+        </w:pict>
+      </w:r>
+    </w:p>
+    <w:bookmarkEnd w:id="19"/>
+    <w:bookmarkEnd w:id="20"/>
+    <w:bookmarkStart w:id="25" w:name="phase-2-explore-12-32-min"/>
+    <w:p>
+      <w:pPr>
+        <w:pStyle w:val="Heading2"/>
+      </w:pPr>
+      <w:r>
+        <w:t xml:space="preserve">Phase 2 · Explore</w:t>
+      </w:r>
+      <w:r>
+        <w:t xml:space="preserve"> </w:t>
+      </w:r>
+      <w:r>
+        <w:rPr>
+          <w:i/>
+          <w:iCs/>
+        </w:rPr>
+        <w:t xml:space="preserve">(12 – 32 min)</w:t>
+      </w:r>
+    </w:p>
+    <w:bookmarkStart w:id="21" w:name="min-initial-model-silent-individual"/>
+    <w:p>
+      <w:pPr>
+        <w:pStyle w:val="Heading3"/>
+      </w:pPr>
+      <w:r>
+        <w:t xml:space="preserve">12–17 min · Initial Model (silent / individual)</w:t>
+      </w:r>
+    </w:p>
+    <w:p>
+      <w:pPr>
+        <w:pStyle w:val="FirstParagraph"/>
+      </w:pPr>
+      <w:r>
+        <w:t xml:space="preserve">Distribute the Hochman expansion organizer. Students work silently. The organizer has four rows:</w:t>
+      </w:r>
+    </w:p>
+    <w:p>
+      <w:pPr>
+        <w:pStyle w:val="Compact"/>
+        <w:numPr>
+          <w:ilvl w:val="0"/>
+          <w:numId w:val="1003"/>
+        </w:numPr>
+      </w:pPr>
+      <w:r>
+        <w:rPr>
+          <w:b/>
+          <w:bCs/>
+        </w:rPr>
+        <w:t xml:space="preserve">Kernel:</w:t>
+      </w:r>
+      <w:r>
+        <w:t xml:space="preserve"> </w:t>
+      </w:r>
+      <w:r>
+        <w:t xml:space="preserve">“The car moves.”</w:t>
+      </w:r>
+    </w:p>
+    <w:p>
+      <w:pPr>
+        <w:pStyle w:val="Compact"/>
+        <w:numPr>
+          <w:ilvl w:val="0"/>
+          <w:numId w:val="1003"/>
+        </w:numPr>
+      </w:pPr>
+      <w:r>
+        <w:rPr>
+          <w:b/>
+          <w:bCs/>
+        </w:rPr>
+        <w:t xml:space="preserve">Expansion 1 — add speed:</w:t>
+      </w:r>
+      <w:r>
+        <w:t xml:space="preserve"> </w:t>
+      </w:r>
+      <w:r>
+        <w:t xml:space="preserve">“The car moves at ___.”</w:t>
+      </w:r>
+    </w:p>
+    <w:p>
+      <w:pPr>
+        <w:pStyle w:val="Compact"/>
+        <w:numPr>
+          <w:ilvl w:val="0"/>
+          <w:numId w:val="1003"/>
+        </w:numPr>
+      </w:pPr>
+      <w:r>
+        <w:rPr>
+          <w:b/>
+          <w:bCs/>
+        </w:rPr>
+        <w:t xml:space="preserve">Expansion 2 — add direction (velocity):</w:t>
+      </w:r>
+      <w:r>
+        <w:t xml:space="preserve"> </w:t>
+      </w:r>
+      <w:r>
+        <w:t xml:space="preserve">“The car moves ___ at ___.”</w:t>
+      </w:r>
+    </w:p>
+    <w:p>
+      <w:pPr>
+        <w:pStyle w:val="Compact"/>
+        <w:numPr>
+          <w:ilvl w:val="0"/>
+          <w:numId w:val="1003"/>
+        </w:numPr>
+      </w:pPr>
+      <w:r>
+        <w:rPr>
+          <w:b/>
+          <w:bCs/>
+        </w:rPr>
+        <w:t xml:space="preserve">Expansion 3 — add time + trip detail:</w:t>
+      </w:r>
+      <w:r>
+        <w:t xml:space="preserve"> </w:t>
+      </w:r>
+      <w:r>
+        <w:t xml:space="preserve">“The ___ car moves ___ at ___ for ___ seconds.”</w:t>
+      </w:r>
+    </w:p>
+    <w:p>
+      <w:pPr>
+        <w:pStyle w:val="FirstParagraph"/>
+      </w:pPr>
+      <w:r>
+        <w:t xml:space="preserve">Students fill in their best guesses for the blanks. They don’t know what numbers go where yet — that’s fine. The point is to surface what kinds of information</w:t>
+      </w:r>
+      <w:r>
+        <w:t xml:space="preserve"> </w:t>
+      </w:r>
+      <w:r>
+        <w:rPr>
+          <w:i/>
+          <w:iCs/>
+        </w:rPr>
+        <w:t xml:space="preserve">they think</w:t>
+      </w:r>
+      <w:r>
+        <w:t xml:space="preserve"> </w:t>
+      </w:r>
+      <w:r>
+        <w:t xml:space="preserve">describe motion precisely.</w:t>
+      </w:r>
+    </w:p>
+    <w:bookmarkEnd w:id="21"/>
+    <w:bookmarkStart w:id="23" w:name="X32369509eb1340568ae9641df110247b4366776"/>
+    <w:p>
+      <w:pPr>
+        <w:pStyle w:val="Heading3"/>
+      </w:pPr>
+      <w:r>
+        <w:t xml:space="preserve">17–32 min · Investigation — two-cars race + Hochman expansions</w:t>
+      </w:r>
+    </w:p>
+    <w:p>
+      <w:pPr>
+        <w:pStyle w:val="FirstParagraph"/>
+      </w:pPr>
+      <w:r>
+        <w:t xml:space="preserve">Students open the</w:t>
+      </w:r>
+      <w:r>
+        <w:t xml:space="preserve"> </w:t>
+      </w:r>
+      <w:hyperlink r:id="rId22">
+        <w:r>
+          <w:rPr>
+            <w:rStyle w:val="Hyperlink"/>
+          </w:rPr>
+          <w:t xml:space="preserve">interactive two-cars race</w:t>
+        </w:r>
+      </w:hyperlink>
+      <w:r>
+        <w:t xml:space="preserve">. They run three pre-baked scenarios — Both go straight (different speeds), B reverses, B passes the end and comes back — and record the readouts in their organizer.</w:t>
+      </w:r>
+    </w:p>
+    <w:p>
+      <w:pPr>
+        <w:pStyle w:val="BodyText"/>
+      </w:pPr>
+      <w:r>
+        <w:t xml:space="preserve">Then walk the class through the</w:t>
+      </w:r>
+      <w:r>
+        <w:t xml:space="preserve"> </w:t>
+      </w:r>
+      <w:r>
+        <w:rPr>
+          <w:b/>
+          <w:bCs/>
+        </w:rPr>
+        <w:t xml:space="preserve">three Hochman expansions</w:t>
+      </w:r>
+      <w:r>
+        <w:t xml:space="preserve"> </w:t>
+      </w:r>
+      <w:r>
+        <w:t xml:space="preserve">of</w:t>
+      </w:r>
+      <w:r>
+        <w:t xml:space="preserve"> </w:t>
+      </w:r>
+      <w:r>
+        <w:t xml:space="preserve">“The car moves”</w:t>
+      </w:r>
+      <w:r>
+        <w:t xml:space="preserve"> </w:t>
+      </w:r>
+      <w:r>
+        <w:t xml:space="preserve">using Car B’s reversal data:</w:t>
+      </w:r>
+    </w:p>
+    <w:p>
+      <w:pPr>
+        <w:pStyle w:val="Compact"/>
+        <w:numPr>
+          <w:ilvl w:val="0"/>
+          <w:numId w:val="1004"/>
+        </w:numPr>
+      </w:pPr>
+      <w:r>
+        <w:rPr>
+          <w:b/>
+          <w:bCs/>
+        </w:rPr>
+        <w:t xml:space="preserve">Expansion 1 — add speed.</w:t>
+      </w:r>
+      <w:r>
+        <w:t xml:space="preserve"> </w:t>
+      </w:r>
+      <w:r>
+        <w:t xml:space="preserve">“The car moves at 8 m/s.”</w:t>
+      </w:r>
+      <w:r>
+        <w:t xml:space="preserve"> </w:t>
+      </w:r>
+      <w:r>
+        <w:t xml:space="preserve">(Use Car B’s average speed reading.)</w:t>
+      </w:r>
+    </w:p>
+    <w:p>
+      <w:pPr>
+        <w:pStyle w:val="Compact"/>
+        <w:numPr>
+          <w:ilvl w:val="0"/>
+          <w:numId w:val="1004"/>
+        </w:numPr>
+      </w:pPr>
+      <w:r>
+        <w:rPr>
+          <w:b/>
+          <w:bCs/>
+        </w:rPr>
+        <w:t xml:space="preserve">Expansion 2 — add direction (turning speed into velocity).</w:t>
+      </w:r>
+      <w:r>
+        <w:t xml:space="preserve"> </w:t>
+      </w:r>
+      <w:r>
+        <w:t xml:space="preserve">“The car moves east at 8 m/s.”</w:t>
+      </w:r>
+      <w:r>
+        <w:t xml:space="preserve"> </w:t>
+      </w:r>
+      <w:r>
+        <w:t xml:space="preserve">Pause:</w:t>
+      </w:r>
+      <w:r>
+        <w:t xml:space="preserve"> </w:t>
+      </w:r>
+      <w:r>
+        <w:rPr>
+          <w:i/>
+          <w:iCs/>
+        </w:rPr>
+        <w:t xml:space="preserve">“What changed when we added</w:t>
+      </w:r>
+      <w:r>
+        <w:rPr>
+          <w:i/>
+          <w:iCs/>
+        </w:rPr>
+        <w:t xml:space="preserve"> </w:t>
+      </w:r>
+      <w:r>
+        <w:rPr>
+          <w:i/>
+          <w:iCs/>
+        </w:rPr>
+        <w:t xml:space="preserve">‘east’</w:t>
+      </w:r>
+      <w:r>
+        <w:rPr>
+          <w:i/>
+          <w:iCs/>
+        </w:rPr>
+        <w:t xml:space="preserve">? Why does that matter for physics?”</w:t>
+      </w:r>
+    </w:p>
+    <w:p>
+      <w:pPr>
+        <w:pStyle w:val="Compact"/>
+        <w:numPr>
+          <w:ilvl w:val="0"/>
+          <w:numId w:val="1004"/>
+        </w:numPr>
+      </w:pPr>
+      <w:r>
+        <w:rPr>
+          <w:b/>
+          <w:bCs/>
+        </w:rPr>
+        <w:t xml:space="preserve">Expansion 3 — add time and trip detail.</w:t>
+      </w:r>
+      <w:r>
+        <w:t xml:space="preserve"> </w:t>
+      </w:r>
+      <w:r>
+        <w:t xml:space="preserve">“Car B moves east at an average velocity of about 4 m/s over 5 seconds, even though its average speed was 8 m/s — because the path included a reversal.”</w:t>
+      </w:r>
+    </w:p>
+    <w:p>
+      <w:pPr>
+        <w:pStyle w:val="FirstParagraph"/>
+      </w:pPr>
+      <w:r>
+        <w:rPr>
+          <w:b/>
+          <w:bCs/>
+        </w:rPr>
+        <w:t xml:space="preserve">Sample teacher facilitation language:</w:t>
+      </w:r>
+    </w:p>
+    <w:p>
+      <w:pPr>
+        <w:pStyle w:val="BlockText"/>
+      </w:pPr>
+      <w:r>
+        <w:t xml:space="preserve">“Read your sentence aloud. Stop. What does</w:t>
+      </w:r>
+      <w:r>
+        <w:t xml:space="preserve"> </w:t>
+      </w:r>
+      <w:r>
+        <w:t xml:space="preserve">‘fast’</w:t>
+      </w:r>
+      <w:r>
+        <w:t xml:space="preserve"> </w:t>
+      </w:r>
+      <w:r>
+        <w:t xml:space="preserve">mean exactly? Can someone reproduce the motion just from</w:t>
+      </w:r>
+      <w:r>
+        <w:t xml:space="preserve"> </w:t>
+      </w:r>
+      <w:r>
+        <w:t xml:space="preserve">‘the car moves fast’</w:t>
+      </w:r>
+      <w:r>
+        <w:t xml:space="preserve">? No. Try again with one more piece of information.”</w:t>
+      </w:r>
+    </w:p>
+    <w:bookmarkEnd w:id="23"/>
+    <w:bookmarkStart w:id="24" w:name="teacher-facilitation-during-explore"/>
+    <w:p>
+      <w:pPr>
+        <w:pStyle w:val="Heading3"/>
+      </w:pPr>
+      <w:r>
+        <w:t xml:space="preserve">Teacher facilitation during Explore</w:t>
+      </w:r>
+    </w:p>
+    <w:p>
+      <w:pPr>
+        <w:pStyle w:val="Compact"/>
+        <w:numPr>
+          <w:ilvl w:val="0"/>
+          <w:numId w:val="1005"/>
+        </w:numPr>
+      </w:pPr>
+      <w:r>
+        <w:rPr>
+          <w:b/>
+          <w:bCs/>
+        </w:rPr>
+        <w:t xml:space="preserve">What to look for</w:t>
+      </w:r>
+      <w:r>
+        <w:t xml:space="preserve"> </w:t>
+      </w:r>
+      <w:r>
+        <w:t xml:space="preserve">— students realizing that</w:t>
+      </w:r>
+      <w:r>
+        <w:t xml:space="preserve"> </w:t>
+      </w:r>
+      <w:r>
+        <w:t xml:space="preserve">“fast”</w:t>
+      </w:r>
+      <w:r>
+        <w:t xml:space="preserve"> </w:t>
+      </w:r>
+      <w:r>
+        <w:t xml:space="preserve">is not measurable. The Hochman expansion forces measurable, reproducible language.</w:t>
+      </w:r>
+    </w:p>
+    <w:p>
+      <w:pPr>
+        <w:pStyle w:val="Compact"/>
+        <w:numPr>
+          <w:ilvl w:val="0"/>
+          <w:numId w:val="1005"/>
+        </w:numPr>
+      </w:pPr>
+      <w:r>
+        <w:rPr>
+          <w:b/>
+          <w:bCs/>
+        </w:rPr>
+        <w:t xml:space="preserve">What to resist</w:t>
+      </w:r>
+      <w:r>
+        <w:t xml:space="preserve"> </w:t>
+      </w:r>
+      <w:r>
+        <w:t xml:space="preserve">— don’t write the formal definitions yet. Let the expansion process surface why direction matters.</w:t>
+      </w:r>
+    </w:p>
+    <w:p>
+      <w:pPr>
+        <w:pStyle w:val="Compact"/>
+        <w:numPr>
+          <w:ilvl w:val="0"/>
+          <w:numId w:val="1005"/>
+        </w:numPr>
+      </w:pPr>
+      <w:r>
+        <w:rPr>
+          <w:b/>
+          <w:bCs/>
+        </w:rPr>
+        <w:t xml:space="preserve">What to redirect</w:t>
+      </w:r>
+      <w:r>
+        <w:t xml:space="preserve"> </w:t>
+      </w:r>
+      <w:r>
+        <w:t xml:space="preserve">— students who write only the magnitude (</w:t>
+      </w:r>
+      <w:r>
+        <w:t xml:space="preserve">“30 m/s”</w:t>
+      </w:r>
+      <w:r>
+        <w:t xml:space="preserve">) without direction should be redirected:</w:t>
+      </w:r>
+      <w:r>
+        <w:t xml:space="preserve"> </w:t>
+      </w:r>
+      <w:r>
+        <w:t xml:space="preserve">“If I told a friend in another classroom</w:t>
+      </w:r>
+      <w:r>
+        <w:t xml:space="preserve"> </w:t>
+      </w:r>
+      <w:r>
+        <w:t xml:space="preserve">‘the car moves at 30 m/s,’</w:t>
+      </w:r>
+      <w:r>
+        <w:t xml:space="preserve"> </w:t>
+      </w:r>
+      <w:r>
+        <w:t xml:space="preserve">could they tell me where the car ends up?”</w:t>
+      </w:r>
+    </w:p>
+    <w:p>
+      <w:r>
+        <w:pict>
+          <v:rect style="width:0;height:1.5pt" o:hralign="center" o:hrstd="t" o:hr="t"/>
+        </w:pict>
+      </w:r>
+    </w:p>
+    <w:bookmarkEnd w:id="24"/>
+    <w:bookmarkEnd w:id="25"/>
+    <w:bookmarkStart w:id="29" w:name="phase-3-explain-32-37-min"/>
+    <w:p>
+      <w:pPr>
+        <w:pStyle w:val="Heading2"/>
+      </w:pPr>
+      <w:r>
+        <w:t xml:space="preserve">Phase 3 · Explain</w:t>
+      </w:r>
+      <w:r>
+        <w:t xml:space="preserve"> </w:t>
+      </w:r>
+      <w:r>
+        <w:rPr>
+          <w:i/>
+          <w:iCs/>
+        </w:rPr>
+        <w:t xml:space="preserve">(32 – 37 min)</w:t>
+      </w:r>
+    </w:p>
+    <w:bookmarkStart w:id="26" w:name="min-turn-and-talk-2-class-consensus"/>
+    <w:p>
+      <w:pPr>
+        <w:pStyle w:val="Heading3"/>
+      </w:pPr>
+      <w:r>
+        <w:t xml:space="preserve">32–35 min · Turn-and-Talk #2 + class consensus</w:t>
+      </w:r>
+    </w:p>
+    <w:p>
+      <w:pPr>
+        <w:pStyle w:val="FirstParagraph"/>
+      </w:pPr>
+      <w:r>
+        <w:t xml:space="preserve">Bring the class back. Read three student final-expansion sentences aloud. Ask:</w:t>
+      </w:r>
+    </w:p>
+    <w:p>
+      <w:pPr>
+        <w:pStyle w:val="BlockText"/>
+      </w:pPr>
+      <w:r>
+        <w:t xml:space="preserve">“Which of these sentences is precise enough that another physicist could re-create the motion in their classroom? Why?”</w:t>
+      </w:r>
+    </w:p>
+    <w:p>
+      <w:pPr>
+        <w:pStyle w:val="FirstParagraph"/>
+      </w:pPr>
+      <w:r>
+        <w:t xml:space="preserve">The target consensus statement:</w:t>
+      </w:r>
+    </w:p>
+    <w:p>
+      <w:pPr>
+        <w:pStyle w:val="BlockText"/>
+      </w:pPr>
+      <w:r>
+        <w:t xml:space="preserve">“</w:t>
+      </w:r>
+      <w:r>
+        <w:rPr>
+          <w:b/>
+          <w:bCs/>
+        </w:rPr>
+        <w:t xml:space="preserve">Speed</w:t>
+      </w:r>
+      <w:r>
+        <w:t xml:space="preserve"> </w:t>
+      </w:r>
+      <w:r>
+        <w:t xml:space="preserve">is distance ÷ time.</w:t>
+      </w:r>
+      <w:r>
+        <w:t xml:space="preserve"> </w:t>
+      </w:r>
+      <w:r>
+        <w:rPr>
+          <w:b/>
+          <w:bCs/>
+        </w:rPr>
+        <w:t xml:space="preserve">Velocity</w:t>
+      </w:r>
+      <w:r>
+        <w:t xml:space="preserve"> </w:t>
+      </w:r>
+      <w:r>
+        <w:t xml:space="preserve">is displacement ÷ time. Speed is a scalar — just a number. Velocity is a vector — it has direction. Two trips can have the same average speed but different average velocities, or the same velocity but different speeds, depending on the path.”</w:t>
+      </w:r>
+    </w:p>
+    <w:bookmarkEnd w:id="26"/>
+    <w:bookmarkStart w:id="27" w:name="min-vocabulary-introduction-3-terms"/>
+    <w:p>
+      <w:pPr>
+        <w:pStyle w:val="Heading3"/>
+      </w:pPr>
+      <w:r>
+        <w:t xml:space="preserve">35–37 min · Vocabulary introduction (≤ 3 terms)</w:t>
+      </w:r>
+    </w:p>
+    <w:p>
+      <w:pPr>
+        <w:pStyle w:val="FirstParagraph"/>
+      </w:pPr>
+      <w:r>
+        <w:rPr>
+          <w:b/>
+          <w:bCs/>
+        </w:rPr>
+        <w:t xml:space="preserve">Sample teacher language:</w:t>
+      </w:r>
+    </w:p>
+    <w:p>
+      <w:pPr>
+        <w:pStyle w:val="BlockText"/>
+      </w:pPr>
+      <w:r>
+        <w:t xml:space="preserve">“</w:t>
+      </w:r>
+      <w:r>
+        <w:rPr>
+          <w:b/>
+          <w:bCs/>
+        </w:rPr>
+        <w:t xml:space="preserve">Speed</w:t>
+      </w:r>
+      <w:r>
+        <w:t xml:space="preserve"> </w:t>
+      </w:r>
+      <w:r>
+        <w:t xml:space="preserve">answers</w:t>
+      </w:r>
+      <w:r>
+        <w:t xml:space="preserve"> </w:t>
+      </w:r>
+      <w:r>
+        <w:t xml:space="preserve">‘how fast’</w:t>
+      </w:r>
+      <w:r>
+        <w:t xml:space="preserve"> </w:t>
+      </w:r>
+      <w:r>
+        <w:t xml:space="preserve">— it’s distance over time, always positive.</w:t>
+      </w:r>
+      <w:r>
+        <w:t xml:space="preserve"> </w:t>
+      </w:r>
+      <w:r>
+        <w:rPr>
+          <w:b/>
+          <w:bCs/>
+        </w:rPr>
+        <w:t xml:space="preserve">Velocity</w:t>
+      </w:r>
+      <w:r>
+        <w:t xml:space="preserve"> </w:t>
+      </w:r>
+      <w:r>
+        <w:t xml:space="preserve">answers</w:t>
+      </w:r>
+      <w:r>
+        <w:t xml:space="preserve"> </w:t>
+      </w:r>
+      <w:r>
+        <w:t xml:space="preserve">‘how fast in what direction’</w:t>
+      </w:r>
+      <w:r>
+        <w:t xml:space="preserve"> </w:t>
+      </w:r>
+      <w:r>
+        <w:t xml:space="preserve">— it’s displacement over time, can be zero or negative in 1-D.</w:t>
+      </w:r>
+      <w:r>
+        <w:t xml:space="preserve"> </w:t>
+      </w:r>
+      <w:r>
+        <w:rPr>
+          <w:b/>
+          <w:bCs/>
+        </w:rPr>
+        <w:t xml:space="preserve">Average rate</w:t>
+      </w:r>
+      <w:r>
+        <w:t xml:space="preserve"> </w:t>
+      </w:r>
+      <w:r>
+        <w:t xml:space="preserve">is the umbrella idea: total change ÷ total time. We use it for both.”</w:t>
+      </w:r>
+    </w:p>
+    <w:bookmarkEnd w:id="27"/>
+    <w:bookmarkStart w:id="28" w:name="discussion-prompts-to-deploy-here"/>
+    <w:p>
+      <w:pPr>
+        <w:pStyle w:val="Heading3"/>
+      </w:pPr>
+      <w:r>
+        <w:t xml:space="preserve">Discussion prompts to deploy here</w:t>
+      </w:r>
+    </w:p>
+    <w:p>
+      <w:pPr>
+        <w:pStyle w:val="Compact"/>
+        <w:numPr>
+          <w:ilvl w:val="0"/>
+          <w:numId w:val="1006"/>
+        </w:numPr>
+      </w:pPr>
+      <w:r>
+        <w:t xml:space="preserve">“If two cars travel between the same two cities in the same time, must their average speeds be equal? Their average velocities?”</w:t>
+      </w:r>
+    </w:p>
+    <w:p>
+      <w:pPr>
+        <w:pStyle w:val="Compact"/>
+        <w:numPr>
+          <w:ilvl w:val="1"/>
+          <w:numId w:val="1007"/>
+        </w:numPr>
+      </w:pPr>
+      <w:r>
+        <w:rPr>
+          <w:i/>
+          <w:iCs/>
+        </w:rPr>
+        <w:t xml:space="preserve">Sample student response:</w:t>
+      </w:r>
+      <w:r>
+        <w:t xml:space="preserve"> </w:t>
+      </w:r>
+      <w:r>
+        <w:t xml:space="preserve">“Their average velocities are equal because displacement ÷ time is the same. Average speed depends on path length.”</w:t>
+      </w:r>
+    </w:p>
+    <w:p>
+      <w:pPr>
+        <w:pStyle w:val="Compact"/>
+        <w:numPr>
+          <w:ilvl w:val="0"/>
+          <w:numId w:val="1006"/>
+        </w:numPr>
+      </w:pPr>
+      <w:r>
+        <w:t xml:space="preserve">“A round-trip cyclist returns to her starting point in 1 hour after biking 20 km of trail. What is her average speed? Her average velocity?”</w:t>
+      </w:r>
+    </w:p>
+    <w:p>
+      <w:pPr>
+        <w:pStyle w:val="Compact"/>
+        <w:numPr>
+          <w:ilvl w:val="1"/>
+          <w:numId w:val="1008"/>
+        </w:numPr>
+      </w:pPr>
+      <w:r>
+        <w:rPr>
+          <w:i/>
+          <w:iCs/>
+        </w:rPr>
+        <w:t xml:space="preserve">Sample student response:</w:t>
+      </w:r>
+      <w:r>
+        <w:t xml:space="preserve"> </w:t>
+      </w:r>
+      <w:r>
+        <w:t xml:space="preserve">“Average speed = 20 km/h, average velocity = 0 because displacement is 0.”</w:t>
+      </w:r>
+    </w:p>
+    <w:p>
+      <w:r>
+        <w:pict>
+          <v:rect style="width:0;height:1.5pt" o:hralign="center" o:hrstd="t" o:hr="t"/>
+        </w:pict>
+      </w:r>
+    </w:p>
+    <w:bookmarkEnd w:id="28"/>
+    <w:bookmarkEnd w:id="29"/>
+    <w:bookmarkStart w:id="32" w:name="phase-4-elaborate-37-40-min"/>
+    <w:p>
+      <w:pPr>
+        <w:pStyle w:val="Heading2"/>
+      </w:pPr>
+      <w:r>
+        <w:t xml:space="preserve">Phase 4 · Elaborate</w:t>
+      </w:r>
+      <w:r>
+        <w:t xml:space="preserve"> </w:t>
+      </w:r>
+      <w:r>
+        <w:rPr>
+          <w:i/>
+          <w:iCs/>
+        </w:rPr>
+        <w:t xml:space="preserve">(37 – 40 min)</w:t>
+      </w:r>
+    </w:p>
+    <w:bookmarkStart w:id="30" w:name="min-revise-the-model"/>
+    <w:p>
+      <w:pPr>
+        <w:pStyle w:val="Heading3"/>
+      </w:pPr>
+      <w:r>
+        <w:t xml:space="preserve">37–39 min · Revise the model</w:t>
+      </w:r>
+    </w:p>
+    <w:p>
+      <w:pPr>
+        <w:pStyle w:val="FirstParagraph"/>
+      </w:pPr>
+      <w:r>
+        <w:t xml:space="preserve">Students reopen their Hochman organizer from Phase 2. Specific prompt:</w:t>
+      </w:r>
+    </w:p>
+    <w:p>
+      <w:pPr>
+        <w:pStyle w:val="BlockText"/>
+      </w:pPr>
+      <w:r>
+        <w:rPr>
+          <w:i/>
+          <w:iCs/>
+        </w:rPr>
+        <w:t xml:space="preserve">“Take</w:t>
+      </w:r>
+      <w:r>
+        <w:rPr>
+          <w:i/>
+          <w:iCs/>
+        </w:rPr>
+        <w:t xml:space="preserve"> </w:t>
+      </w:r>
+      <w:r>
+        <w:rPr>
+          <w:i/>
+          <w:iCs/>
+        </w:rPr>
+        <w:t xml:space="preserve">‘The car moves’</w:t>
+      </w:r>
+      <w:r>
+        <w:rPr>
+          <w:i/>
+          <w:iCs/>
+        </w:rPr>
+        <w:t xml:space="preserve"> </w:t>
+      </w:r>
+      <w:r>
+        <w:rPr>
+          <w:i/>
+          <w:iCs/>
+        </w:rPr>
+        <w:t xml:space="preserve">and complete a Hochman expansion that ends with a sentence precise enough to describe Car B’s motion from the simulator. Use both</w:t>
+      </w:r>
+      <w:r>
+        <w:rPr>
+          <w:i/>
+          <w:iCs/>
+        </w:rPr>
+        <w:t xml:space="preserve"> </w:t>
+      </w:r>
+      <w:r>
+        <w:rPr>
+          <w:i/>
+          <w:iCs/>
+        </w:rPr>
+        <w:t xml:space="preserve">‘speed’</w:t>
+      </w:r>
+      <w:r>
+        <w:rPr>
+          <w:i/>
+          <w:iCs/>
+        </w:rPr>
+        <w:t xml:space="preserve"> </w:t>
+      </w:r>
+      <w:r>
+        <w:rPr>
+          <w:i/>
+          <w:iCs/>
+        </w:rPr>
+        <w:t xml:space="preserve">and</w:t>
+      </w:r>
+      <w:r>
+        <w:rPr>
+          <w:i/>
+          <w:iCs/>
+        </w:rPr>
+        <w:t xml:space="preserve"> </w:t>
+      </w:r>
+      <w:r>
+        <w:rPr>
+          <w:i/>
+          <w:iCs/>
+        </w:rPr>
+        <w:t xml:space="preserve">‘velocity’</w:t>
+      </w:r>
+      <w:r>
+        <w:rPr>
+          <w:i/>
+          <w:iCs/>
+        </w:rPr>
+        <w:t xml:space="preserve"> </w:t>
+      </w:r>
+      <w:r>
+        <w:rPr>
+          <w:i/>
+          <w:iCs/>
+        </w:rPr>
+        <w:t xml:space="preserve">in your final sentence.”</w:t>
+      </w:r>
+    </w:p>
+    <w:bookmarkEnd w:id="30"/>
+    <w:bookmarkStart w:id="31" w:name="min-return-to-the-phenomenon"/>
+    <w:p>
+      <w:pPr>
+        <w:pStyle w:val="Heading3"/>
+      </w:pPr>
+      <w:r>
+        <w:t xml:space="preserve">39–40 min · Return to the phenomenon</w:t>
+      </w:r>
+    </w:p>
+    <w:p>
+      <w:pPr>
+        <w:pStyle w:val="FirstParagraph"/>
+      </w:pPr>
+      <w:r>
+        <w:t xml:space="preserve">Re-call the two-student walk. Ask:</w:t>
+      </w:r>
+    </w:p>
+    <w:p>
+      <w:pPr>
+        <w:pStyle w:val="BlockText"/>
+      </w:pPr>
+      <w:r>
+        <w:t xml:space="preserve">“Re-classify Student A and Student B from the start of class. Did they have the same speed? The same velocity? Use today’s vocabulary.”</w:t>
+      </w:r>
+    </w:p>
+    <w:p>
+      <w:pPr>
+        <w:pStyle w:val="FirstParagraph"/>
+      </w:pPr>
+      <w:r>
+        <w:t xml:space="preserve">Target:</w:t>
+      </w:r>
+      <w:r>
+        <w:t xml:space="preserve"> </w:t>
+      </w:r>
+      <w:r>
+        <w:t xml:space="preserve">“Same average velocity (same start, same end, same time → same displacement ÷ time). Different average speeds (B’s path was longer because of the reversal).”</w:t>
+      </w:r>
+    </w:p>
+    <w:p>
+      <w:r>
+        <w:pict>
+          <v:rect style="width:0;height:1.5pt" o:hralign="center" o:hrstd="t" o:hr="t"/>
+        </w:pict>
+      </w:r>
+    </w:p>
+    <w:bookmarkEnd w:id="31"/>
+    <w:bookmarkEnd w:id="32"/>
+    <w:bookmarkStart w:id="34" w:name="phase-5-evaluate-40-42-min"/>
+    <w:p>
+      <w:pPr>
+        <w:pStyle w:val="Heading2"/>
+      </w:pPr>
+      <w:r>
+        <w:t xml:space="preserve">Phase 5 · Evaluate</w:t>
+      </w:r>
+      <w:r>
+        <w:t xml:space="preserve"> </w:t>
+      </w:r>
+      <w:r>
+        <w:rPr>
+          <w:i/>
+          <w:iCs/>
+        </w:rPr>
+        <w:t xml:space="preserve">(40 – 42 min)</w:t>
+      </w:r>
+    </w:p>
+    <w:bookmarkStart w:id="33" w:name="min-exit-ticket-closing-reflection"/>
+    <w:p>
+      <w:pPr>
+        <w:pStyle w:val="Heading3"/>
+      </w:pPr>
+      <w:r>
+        <w:t xml:space="preserve">40–42 min · Exit Ticket + Closing Reflection</w:t>
+      </w:r>
+    </w:p>
+    <w:p>
+      <w:pPr>
+        <w:pStyle w:val="FirstParagraph"/>
+      </w:pPr>
+      <w:r>
+        <w:t xml:space="preserve">Distribute exit slips. Transfer prompt:</w:t>
+      </w:r>
+    </w:p>
+    <w:p>
+      <w:pPr>
+        <w:pStyle w:val="BlockText"/>
+      </w:pPr>
+      <w:r>
+        <w:rPr>
+          <w:i/>
+          <w:iCs/>
+        </w:rPr>
+        <w:t xml:space="preserve">“A cyclist rides 20 km along a trail and returns to her starting point. The whole trip takes 1 hour.</w:t>
+      </w:r>
+      <w:r>
+        <w:rPr>
+          <w:i/>
+          <w:iCs/>
+        </w:rPr>
+        <w:t xml:space="preserve"> </w:t>
+      </w:r>
+      <w:r>
+        <w:rPr>
+          <w:i/>
+          <w:iCs/>
+        </w:rPr>
+        <w:t xml:space="preserve">(a) What is her average speed?</w:t>
+      </w:r>
+      <w:r>
+        <w:rPr>
+          <w:i/>
+          <w:iCs/>
+        </w:rPr>
+        <w:t xml:space="preserve"> </w:t>
+      </w:r>
+      <w:r>
+        <w:rPr>
+          <w:i/>
+          <w:iCs/>
+        </w:rPr>
+        <w:t xml:space="preserve">(b) What is her average velocity?</w:t>
+      </w:r>
+      <w:r>
+        <w:rPr>
+          <w:i/>
+          <w:iCs/>
+        </w:rPr>
+        <w:t xml:space="preserve"> </w:t>
+      </w:r>
+      <w:r>
+        <w:rPr>
+          <w:i/>
+          <w:iCs/>
+        </w:rPr>
+        <w:t xml:space="preserve">(c) Use a Hochman expansion: start with the kernel</w:t>
+      </w:r>
+      <w:r>
+        <w:rPr>
+          <w:i/>
+          <w:iCs/>
+        </w:rPr>
+        <w:t xml:space="preserve"> </w:t>
+      </w:r>
+      <w:r>
+        <w:rPr>
+          <w:i/>
+          <w:iCs/>
+        </w:rPr>
+        <w:t xml:space="preserve">‘The cyclist rode,’</w:t>
+      </w:r>
+      <w:r>
+        <w:rPr>
+          <w:i/>
+          <w:iCs/>
+        </w:rPr>
+        <w:t xml:space="preserve"> </w:t>
+      </w:r>
+      <w:r>
+        <w:rPr>
+          <w:i/>
+          <w:iCs/>
+        </w:rPr>
+        <w:t xml:space="preserve">and add three details so the sentence is precise enough that someone else could check her work.”</w:t>
+      </w:r>
+    </w:p>
+    <w:p>
+      <w:pPr>
+        <w:pStyle w:val="FirstParagraph"/>
+      </w:pPr>
+      <w:r>
+        <w:t xml:space="preserve">Expected: (a) 40 km/h. (b) 0 km/h. (c) ends with:</w:t>
+      </w:r>
+      <w:r>
+        <w:t xml:space="preserve"> </w:t>
+      </w:r>
+      <w:r>
+        <w:rPr>
+          <w:i/>
+          <w:iCs/>
+        </w:rPr>
+        <w:t xml:space="preserve">“The cyclist rode 20 km out and 20 km back in 1 hour, averaging 40 km/h in speed but 0 km/h in velocity because her displacement was zero.”</w:t>
+      </w:r>
+    </w:p>
+    <w:p>
+      <w:pPr>
+        <w:pStyle w:val="BodyText"/>
+      </w:pPr>
+      <w:r>
+        <w:rPr>
+          <w:b/>
+          <w:bCs/>
+        </w:rPr>
+        <w:t xml:space="preserve">Closing Reflection (SEL, 30 seconds, on the same exit slip):</w:t>
+      </w:r>
+    </w:p>
+    <w:p>
+      <w:pPr>
+        <w:pStyle w:val="BlockText"/>
+      </w:pPr>
+      <w:r>
+        <w:t xml:space="preserve">“What is one thing that surprised you today? Who helped you make sense of something?”</w:t>
+      </w:r>
+    </w:p>
+    <w:p>
+      <w:r>
+        <w:pict>
+          <v:rect style="width:0;height:1.5pt" o:hralign="center" o:hrstd="t" o:hr="t"/>
+        </w:pict>
+      </w:r>
+    </w:p>
+    <w:bookmarkEnd w:id="33"/>
+    <w:bookmarkEnd w:id="34"/>
+    <w:bookmarkStart w:id="35" w:name="common-misconceptions"/>
+    <w:p>
+      <w:pPr>
+        <w:pStyle w:val="Heading2"/>
+      </w:pPr>
+      <w:r>
+        <w:t xml:space="preserve">Common Misconceptions</w:t>
+      </w:r>
+    </w:p>
+    <w:p>
+      <w:pPr>
+        <w:pStyle w:val="Compact"/>
+        <w:numPr>
+          <w:ilvl w:val="0"/>
+          <w:numId w:val="1009"/>
+        </w:numPr>
+      </w:pPr>
+      <w:r>
+        <w:rPr>
+          <w:b/>
+          <w:bCs/>
+        </w:rPr>
+        <w:t xml:space="preserve">Misconception:</w:t>
+      </w:r>
+      <w:r>
+        <w:t xml:space="preserve"> </w:t>
+      </w:r>
+      <w:r>
+        <w:t xml:space="preserve">“Speed and velocity are the same word for the same thing.”</w:t>
+      </w:r>
+      <w:r>
+        <w:t xml:space="preserve"> </w:t>
+      </w:r>
+      <w:r>
+        <w:t xml:space="preserve">→</w:t>
+      </w:r>
+      <w:r>
+        <w:t xml:space="preserve"> </w:t>
+      </w:r>
+      <w:r>
+        <w:rPr>
+          <w:b/>
+          <w:bCs/>
+        </w:rPr>
+        <w:t xml:space="preserve">Correction:</w:t>
+      </w:r>
+      <w:r>
+        <w:t xml:space="preserve"> </w:t>
+      </w:r>
+      <w:r>
+        <w:t xml:space="preserve">Speed is a scalar (magnitude only); velocity is a vector (magnitude</w:t>
+      </w:r>
+      <w:r>
+        <w:t xml:space="preserve"> </w:t>
+      </w:r>
+      <w:r>
+        <w:rPr>
+          <w:i/>
+          <w:iCs/>
+        </w:rPr>
+        <w:t xml:space="preserve">and</w:t>
+      </w:r>
+      <w:r>
+        <w:t xml:space="preserve"> </w:t>
+      </w:r>
+      <w:r>
+        <w:t xml:space="preserve">direction). Two cars going 30 mph in opposite directions have the same speed but different velocities.</w:t>
+      </w:r>
+    </w:p>
+    <w:p>
+      <w:pPr>
+        <w:pStyle w:val="Compact"/>
+        <w:numPr>
+          <w:ilvl w:val="0"/>
+          <w:numId w:val="1009"/>
+        </w:numPr>
+      </w:pPr>
+      <w:r>
+        <w:rPr>
+          <w:b/>
+          <w:bCs/>
+        </w:rPr>
+        <w:t xml:space="preserve">Misconception:</w:t>
+      </w:r>
+      <w:r>
+        <w:t xml:space="preserve"> </w:t>
+      </w:r>
+      <w:r>
+        <w:t xml:space="preserve">“Average velocity equals (initial velocity + final velocity) ÷ 2.”</w:t>
+      </w:r>
+      <w:r>
+        <w:t xml:space="preserve"> </w:t>
+      </w:r>
+      <w:r>
+        <w:t xml:space="preserve">→</w:t>
+      </w:r>
+      <w:r>
+        <w:t xml:space="preserve"> </w:t>
+      </w:r>
+      <w:r>
+        <w:rPr>
+          <w:b/>
+          <w:bCs/>
+        </w:rPr>
+        <w:t xml:space="preserve">Correction:</w:t>
+      </w:r>
+      <w:r>
+        <w:t xml:space="preserve"> </w:t>
+      </w:r>
+      <w:r>
+        <w:t xml:space="preserve">That formula only holds for</w:t>
+      </w:r>
+      <w:r>
+        <w:t xml:space="preserve"> </w:t>
+      </w:r>
+      <w:r>
+        <w:rPr>
+          <w:i/>
+          <w:iCs/>
+        </w:rPr>
+        <w:t xml:space="preserve">constant</w:t>
+      </w:r>
+      <w:r>
+        <w:t xml:space="preserve"> </w:t>
+      </w:r>
+      <w:r>
+        <w:t xml:space="preserve">acceleration. In general, average velocity = total displacement ÷ total time.</w:t>
+      </w:r>
+    </w:p>
+    <w:p>
+      <w:pPr>
+        <w:pStyle w:val="Compact"/>
+        <w:numPr>
+          <w:ilvl w:val="0"/>
+          <w:numId w:val="1009"/>
+        </w:numPr>
+      </w:pPr>
+      <w:r>
+        <w:rPr>
+          <w:b/>
+          <w:bCs/>
+        </w:rPr>
+        <w:t xml:space="preserve">Misconception:</w:t>
+      </w:r>
+      <w:r>
+        <w:t xml:space="preserve"> </w:t>
+      </w:r>
+      <w:r>
+        <w:t xml:space="preserve">“If average velocity is zero, you didn’t move.”</w:t>
+      </w:r>
+      <w:r>
+        <w:t xml:space="preserve"> </w:t>
+      </w:r>
+      <w:r>
+        <w:t xml:space="preserve">→</w:t>
+      </w:r>
+      <w:r>
+        <w:t xml:space="preserve"> </w:t>
+      </w:r>
+      <w:r>
+        <w:rPr>
+          <w:b/>
+          <w:bCs/>
+        </w:rPr>
+        <w:t xml:space="preserve">Correction:</w:t>
+      </w:r>
+      <w:r>
+        <w:t xml:space="preserve"> </w:t>
+      </w:r>
+      <w:r>
+        <w:t xml:space="preserve">You can move a lot — a round trip — and still have zero average velocity because displacement is zero.</w:t>
+      </w:r>
+    </w:p>
+    <w:p>
+      <w:r>
+        <w:pict>
+          <v:rect style="width:0;height:1.5pt" o:hralign="center" o:hrstd="t" o:hr="t"/>
+        </w:pict>
+      </w:r>
+    </w:p>
+    <w:bookmarkEnd w:id="35"/>
+    <w:bookmarkStart w:id="36" w:name="access-differentiation"/>
+    <w:p>
+      <w:pPr>
+        <w:pStyle w:val="Heading2"/>
+      </w:pPr>
+      <w:r>
+        <w:t xml:space="preserve">Access &amp; Differentiation</w:t>
+      </w:r>
+    </w:p>
+    <w:p>
+      <w:pPr>
+        <w:pStyle w:val="Compact"/>
+        <w:numPr>
+          <w:ilvl w:val="0"/>
+          <w:numId w:val="1010"/>
+        </w:numPr>
+      </w:pPr>
+      <w:r>
+        <w:rPr>
+          <w:b/>
+          <w:bCs/>
+        </w:rPr>
+        <w:t xml:space="preserve">ELL/ENL supports:</w:t>
+      </w:r>
+      <w:r>
+        <w:t xml:space="preserve"> </w:t>
+      </w:r>
+      <w:r>
+        <w:t xml:space="preserve">Sentence frames embedded in the Hochman scaffold itself:</w:t>
+      </w:r>
+      <w:r>
+        <w:t xml:space="preserve"> </w:t>
+      </w:r>
+      <w:r>
+        <w:rPr>
+          <w:i/>
+          <w:iCs/>
+        </w:rPr>
+        <w:t xml:space="preserve">“The ___ moves ___ at ___ m/s for ___ seconds.”</w:t>
+      </w:r>
+      <w:r>
+        <w:t xml:space="preserve"> </w:t>
+      </w:r>
+      <w:r>
+        <w:t xml:space="preserve">Word-choice box: {speed, velocity, scalar, vector, displacement, rate, direction}.</w:t>
+      </w:r>
+    </w:p>
+    <w:p>
+      <w:pPr>
+        <w:pStyle w:val="Compact"/>
+        <w:numPr>
+          <w:ilvl w:val="0"/>
+          <w:numId w:val="1010"/>
+        </w:numPr>
+      </w:pPr>
+      <w:r>
+        <w:rPr>
+          <w:b/>
+          <w:bCs/>
+        </w:rPr>
+        <w:t xml:space="preserve">IEP/SPED supports:</w:t>
+      </w:r>
+      <w:r>
+        <w:t xml:space="preserve"> </w:t>
+      </w:r>
+      <w:r>
+        <w:t xml:space="preserve">Pre-fill two of the four expansion blanks; the student adds the remaining two. Provide a labeled diagram with the kernel sentence and one full expansion as a worked example.</w:t>
+      </w:r>
+    </w:p>
+    <w:p>
+      <w:pPr>
+        <w:pStyle w:val="Compact"/>
+        <w:numPr>
+          <w:ilvl w:val="0"/>
+          <w:numId w:val="1010"/>
+        </w:numPr>
+      </w:pPr>
+      <w:r>
+        <w:rPr>
+          <w:b/>
+          <w:bCs/>
+        </w:rPr>
+        <w:t xml:space="preserve">Extensions:</w:t>
+      </w:r>
+      <w:r>
+        <w:t xml:space="preserve"> </w:t>
+      </w:r>
+      <w:r>
+        <w:t xml:space="preserve">Students invent two scenarios — one where average speed &gt; average velocity magnitude, and one where they are equal — and explain why.</w:t>
+      </w:r>
+    </w:p>
+    <w:p>
+      <w:r>
+        <w:pict>
+          <v:rect style="width:0;height:1.5pt" o:hralign="center" o:hrstd="t" o:hr="t"/>
+        </w:pict>
+      </w:r>
+    </w:p>
+    <w:bookmarkEnd w:id="36"/>
+    <w:bookmarkStart w:id="37" w:name="strategy-spotlight"/>
+    <w:p>
+      <w:pPr>
+        <w:pStyle w:val="Heading2"/>
+      </w:pPr>
+      <w:r>
+        <w:t xml:space="preserve">Strategy Spotlight</w:t>
+      </w:r>
+    </w:p>
+    <w:p>
+      <w:pPr>
+        <w:pStyle w:val="FirstParagraph"/>
+      </w:pPr>
+      <w:r>
+        <w:rPr>
+          <w:b/>
+          <w:bCs/>
+        </w:rPr>
+        <w:t xml:space="preserve">Hochman</w:t>
+      </w:r>
+      <w:r>
+        <w:rPr>
+          <w:b/>
+          <w:bCs/>
+        </w:rPr>
+        <w:t xml:space="preserve"> </w:t>
+      </w:r>
+      <w:r>
+        <w:rPr>
+          <w:b/>
+          <w:bCs/>
+          <w:i/>
+          <w:iCs/>
+        </w:rPr>
+        <w:t xml:space="preserve">sentence expansion</w:t>
+      </w:r>
+      <w:r>
+        <w:rPr>
+          <w:b/>
+          <w:bCs/>
+        </w:rPr>
+        <w:t xml:space="preserve"> </w:t>
+      </w:r>
+      <w:r>
+        <w:rPr>
+          <w:b/>
+          <w:bCs/>
+        </w:rPr>
+        <w:t xml:space="preserve">(15 min)</w:t>
+      </w:r>
+      <w:r>
+        <w:t xml:space="preserve"> </w:t>
+      </w:r>
+      <w:r>
+        <w:t xml:space="preserve">— see Phase 2, Investigation. The full process is: kernel sentence (</w:t>
+      </w:r>
+      <w:r>
+        <w:t xml:space="preserve">“The car moves”</w:t>
+      </w:r>
+      <w:r>
+        <w:t xml:space="preserve">) → expansion 1 (add speed) → expansion 2 (add direction, turning speed into velocity) → expansion 3 (add time + trip detail). After each expansion, students share with a partner what new information was added and why it matters for</w:t>
+      </w:r>
+      <w:r>
+        <w:t xml:space="preserve"> </w:t>
+      </w:r>
+      <w:r>
+        <w:rPr>
+          <w:i/>
+          <w:iCs/>
+        </w:rPr>
+        <w:t xml:space="preserve">describing motion</w:t>
+      </w:r>
+      <w:r>
+        <w:t xml:space="preserve">. The strategy works because Hochman expansion forces measurable, reproducible word choice — students who default to</w:t>
+      </w:r>
+      <w:r>
+        <w:t xml:space="preserve"> </w:t>
+      </w:r>
+      <w:r>
+        <w:t xml:space="preserve">“the car moves fast”</w:t>
+      </w:r>
+      <w:r>
+        <w:t xml:space="preserve"> </w:t>
+      </w:r>
+      <w:r>
+        <w:t xml:space="preserve">learn that</w:t>
+      </w:r>
+      <w:r>
+        <w:t xml:space="preserve"> </w:t>
+      </w:r>
+      <w:r>
+        <w:t xml:space="preserve">“fast”</w:t>
+      </w:r>
+      <w:r>
+        <w:t xml:space="preserve"> </w:t>
+      </w:r>
+      <w:r>
+        <w:t xml:space="preserve">is not a physics word.</w:t>
+      </w:r>
+    </w:p>
+    <w:p>
+      <w:r>
+        <w:pict>
+          <v:rect style="width:0;height:1.5pt" o:hralign="center" o:hrstd="t" o:hr="t"/>
+        </w:pict>
+      </w:r>
+    </w:p>
+    <w:bookmarkEnd w:id="37"/>
+    <w:bookmarkStart w:id="38" w:name="nyssls-observation-checklist-crosswalk"/>
     <w:p>
       <w:pPr>
         <w:pStyle w:val="Heading2"/>
@@ -288,7 +2373,7 @@
               <w:pStyle w:val="Compact"/>
             </w:pPr>
             <w:r>
-              <w:t xml:space="preserve">Item</w:t>
+              <w:t xml:space="preserve">Checklist item</w:t>
             </w:r>
           </w:p>
         </w:tc>
@@ -299,7 +2384,7 @@
               <w:pStyle w:val="Compact"/>
             </w:pPr>
             <w:r>
-              <w:t xml:space="preserve">Where it shows up in this lesson</w:t>
+              <w:t xml:space="preserve">Where it appears in this lesson</w:t>
             </w:r>
           </w:p>
         </w:tc>
@@ -334,7 +2419,7 @@
               <w:pStyle w:val="Compact"/>
             </w:pPr>
             <w:r>
-              <w:t xml:space="preserve">Phenomenon section — two-student walk demo</w:t>
+              <w:t xml:space="preserve">Phase 1 — Two-student walk demonstration</w:t>
             </w:r>
           </w:p>
         </w:tc>
@@ -369,7 +2454,25 @@
               <w:pStyle w:val="Compact"/>
             </w:pPr>
             <w:r>
-              <w:t xml:space="preserve">TT#1 after the demo; TT#2 after the two-cars interactive</w:t>
+              <w:t xml:space="preserve">Phase 1 (TT#1 —</w:t>
+            </w:r>
+            <w:r>
+              <w:t xml:space="preserve"> </w:t>
+            </w:r>
+            <w:r>
+              <w:t xml:space="preserve">“did they move the same?”</w:t>
+            </w:r>
+            <w:r>
+              <w:t xml:space="preserve">), Phase 3 (TT#2 —</w:t>
+            </w:r>
+            <w:r>
+              <w:t xml:space="preserve"> </w:t>
+            </w:r>
+            <w:r>
+              <w:t xml:space="preserve">“which sentence is precise enough?”</w:t>
+            </w:r>
+            <w:r>
+              <w:t xml:space="preserve">)</w:t>
             </w:r>
           </w:p>
         </w:tc>
@@ -404,7 +2507,7 @@
               <w:pStyle w:val="Compact"/>
             </w:pPr>
             <w:r>
-              <w:t xml:space="preserve">Initial Model + Hochman sentence expansion (procedural)</w:t>
+              <w:t xml:space="preserve">Phase 1 (kernel sentence), Phase 2 (Hochman expansions), Phase 4 (revise)</w:t>
             </w:r>
           </w:p>
         </w:tc>
@@ -439,7 +2542,20 @@
               <w:pStyle w:val="Compact"/>
             </w:pPr>
             <w:r>
-              <w:t xml:space="preserve">CCC Focus restated when students compare cars</w:t>
+              <w:t xml:space="preserve">Lesson Overview ·</w:t>
+            </w:r>
+            <w:r>
+              <w:t xml:space="preserve"> </w:t>
+            </w:r>
+            <w:r>
+              <w:rPr>
+                <w:i/>
+                <w:iCs/>
+              </w:rPr>
+              <w:t xml:space="preserve">Cause and Effect</w:t>
+            </w:r>
+            <w:r>
+              <w:t xml:space="preserve">, restated in Phase 2</w:t>
             </w:r>
           </w:p>
         </w:tc>
@@ -463,7 +2579,7 @@
               <w:pStyle w:val="Compact"/>
             </w:pPr>
             <w:r>
-              <w:t xml:space="preserve">ENL — ≤3 vocab, second half</w:t>
+              <w:t xml:space="preserve">ENL — ≤ 3 vocab, second half</w:t>
             </w:r>
           </w:p>
         </w:tc>
@@ -474,7 +2590,7 @@
               <w:pStyle w:val="Compact"/>
             </w:pPr>
             <w:r>
-              <w:t xml:space="preserve">Key Vocabulary (speed / velocity / average rate) post-investigation</w:t>
+              <w:t xml:space="preserve">Phase 3 — Vocabulary at 35–37 min (speed / velocity / average rate)</w:t>
             </w:r>
           </w:p>
         </w:tc>
@@ -509,7 +2625,7 @@
               <w:pStyle w:val="Compact"/>
             </w:pPr>
             <w:r>
-              <w:t xml:space="preserve">Return to the Phenomenon — re-classify the two students with vocabulary</w:t>
+              <w:t xml:space="preserve">Phase 4 — Return to the two-student walk</w:t>
             </w:r>
           </w:p>
         </w:tc>
@@ -544,7 +2660,7 @@
               <w:pStyle w:val="Compact"/>
             </w:pPr>
             <w:r>
-              <w:t xml:space="preserve">Sentence frames + Hochman scaffold (the day’s strategy)</w:t>
+              <w:t xml:space="preserve">Access &amp; Differentiation block (sentence frames built into the Hochman scaffold)</w:t>
             </w:r>
           </w:p>
         </w:tc>
@@ -579,62 +2695,27 @@
               <w:pStyle w:val="Compact"/>
             </w:pPr>
             <w:r>
-              <w:t xml:space="preserve">Exit Ticket — round-trip cyclist problem</w:t>
+              <w:t xml:space="preserve">Phase 5 — Exit Ticket (cyclist round-trip + Hochman expansion)</w:t>
             </w:r>
           </w:p>
         </w:tc>
       </w:tr>
     </w:tbl>
-    <w:bookmarkEnd w:id="16"/>
-    <w:bookmarkStart w:id="17" w:name="opening-connection"/>
     <w:p>
+      <w:r>
+        <w:pict>
+          <v:rect style="width:0;height:1.5pt" o:hralign="center" o:hrstd="t" o:hr="t"/>
+        </w:pict>
+      </w:r>
+    </w:p>
+    <w:bookmarkEnd w:id="38"/>
+    <w:bookmarkStart w:id="39" w:name="companion-materials"/>
+    <w:p>
       <w:pPr>
         <w:pStyle w:val="Heading2"/>
       </w:pPr>
       <w:r>
-        <w:t xml:space="preserve">Opening Connection</w:t>
-      </w:r>
-    </w:p>
-    <w:p>
-      <w:pPr>
-        <w:pStyle w:val="FirstParagraph"/>
-      </w:pPr>
-      <w:r>
-        <w:t xml:space="preserve">Pick one (SEL):</w:t>
-      </w:r>
-      <w:r>
-        <w:t xml:space="preserve"> </w:t>
-      </w:r>
-      <w:r>
-        <w:t xml:space="preserve">- 1-question check-in</w:t>
-      </w:r>
-      <w:r>
-        <w:t xml:space="preserve"> </w:t>
-      </w:r>
-      <w:r>
-        <w:t xml:space="preserve">-</w:t>
-      </w:r>
-      <w:r>
-        <w:t xml:space="preserve"> </w:t>
-      </w:r>
-      <w:r>
-        <w:t xml:space="preserve">“Name something you noticed since last class”</w:t>
-      </w:r>
-      <w:r>
-        <w:t xml:space="preserve"> </w:t>
-      </w:r>
-      <w:r>
-        <w:t xml:space="preserve">- Quick gratitude / effort acknowledgment</w:t>
-      </w:r>
-    </w:p>
-    <w:bookmarkEnd w:id="17"/>
-    <w:bookmarkStart w:id="18" w:name="at-a-glance"/>
-    <w:p>
-      <w:pPr>
-        <w:pStyle w:val="Heading2"/>
-      </w:pPr>
-      <w:r>
-        <w:t xml:space="preserve">At-a-Glance</w:t>
+        <w:t xml:space="preserve">Companion Materials</w:t>
       </w:r>
     </w:p>
     <w:p>
@@ -642,1191 +2723,7 @@
         <w:pStyle w:val="Compact"/>
         <w:numPr>
           <w:ilvl w:val="0"/>
-          <w:numId w:val="1001"/>
-        </w:numPr>
-      </w:pPr>
-      <w:r>
-        <w:rPr>
-          <w:b/>
-          <w:bCs/>
-        </w:rPr>
-        <w:t xml:space="preserve">Duration:</w:t>
-      </w:r>
-      <w:r>
-        <w:t xml:space="preserve"> </w:t>
-      </w:r>
-      <w:r>
-        <w:t xml:space="preserve">42 minutes (1 period)</w:t>
-      </w:r>
-    </w:p>
-    <w:p>
-      <w:pPr>
-        <w:pStyle w:val="Compact"/>
-        <w:numPr>
-          <w:ilvl w:val="0"/>
-          <w:numId w:val="1001"/>
-        </w:numPr>
-      </w:pPr>
-      <w:r>
-        <w:rPr>
-          <w:b/>
-          <w:bCs/>
-        </w:rPr>
-        <w:t xml:space="preserve">Materials:</w:t>
-      </w:r>
-      <w:r>
-        <w:t xml:space="preserve"> </w:t>
-      </w:r>
-      <w:r>
-        <w:t xml:space="preserve">Stopwatches (or phone timers, 1 per pair); meter sticks or tape measures; printed Hochman expansion organizer (one per student); access to the interactive on devices.</w:t>
-      </w:r>
-    </w:p>
-    <w:p>
-      <w:pPr>
-        <w:pStyle w:val="Compact"/>
-        <w:numPr>
-          <w:ilvl w:val="0"/>
-          <w:numId w:val="1001"/>
-        </w:numPr>
-      </w:pPr>
-      <w:r>
-        <w:rPr>
-          <w:b/>
-          <w:bCs/>
-        </w:rPr>
-        <w:t xml:space="preserve">Safety:</w:t>
-      </w:r>
-      <w:r>
-        <w:t xml:space="preserve"> </w:t>
-      </w:r>
-      <w:r>
-        <w:t xml:space="preserve">None.</w:t>
-      </w:r>
-    </w:p>
-    <w:p>
-      <w:pPr>
-        <w:pStyle w:val="Compact"/>
-        <w:numPr>
-          <w:ilvl w:val="0"/>
-          <w:numId w:val="1001"/>
-        </w:numPr>
-      </w:pPr>
-      <w:r>
-        <w:rPr>
-          <w:b/>
-          <w:bCs/>
-        </w:rPr>
-        <w:t xml:space="preserve">Prior knowledge:</w:t>
-      </w:r>
-      <w:r>
-        <w:t xml:space="preserve"> </w:t>
-      </w:r>
-      <w:r>
-        <w:t xml:space="preserve">Lesson 01 (vectors), Lesson 02 (distance vs. displacement); division.</w:t>
-      </w:r>
-    </w:p>
-    <w:bookmarkEnd w:id="18"/>
-    <w:bookmarkStart w:id="19" w:name="lesson-objectives"/>
-    <w:p>
-      <w:pPr>
-        <w:pStyle w:val="Heading2"/>
-      </w:pPr>
-      <w:r>
-        <w:t xml:space="preserve">Lesson Objectives</w:t>
-      </w:r>
-    </w:p>
-    <w:p>
-      <w:pPr>
-        <w:pStyle w:val="FirstParagraph"/>
-      </w:pPr>
-      <w:r>
-        <w:t xml:space="preserve">I can…</w:t>
-      </w:r>
-      <w:r>
-        <w:t xml:space="preserve"> </w:t>
-      </w:r>
-      <w:r>
-        <w:t xml:space="preserve">- Define</w:t>
-      </w:r>
-      <w:r>
-        <w:t xml:space="preserve"> </w:t>
-      </w:r>
-      <w:r>
-        <w:rPr>
-          <w:b/>
-          <w:bCs/>
-        </w:rPr>
-        <w:t xml:space="preserve">average speed</w:t>
-      </w:r>
-      <w:r>
-        <w:t xml:space="preserve"> </w:t>
-      </w:r>
-      <w:r>
-        <w:t xml:space="preserve">as distance ÷ time and</w:t>
-      </w:r>
-      <w:r>
-        <w:t xml:space="preserve"> </w:t>
-      </w:r>
-      <w:r>
-        <w:rPr>
-          <w:b/>
-          <w:bCs/>
-        </w:rPr>
-        <w:t xml:space="preserve">average velocity</w:t>
-      </w:r>
-      <w:r>
-        <w:t xml:space="preserve"> </w:t>
-      </w:r>
-      <w:r>
-        <w:t xml:space="preserve">as displacement ÷ time.</w:t>
-      </w:r>
-      <w:r>
-        <w:t xml:space="preserve"> </w:t>
-      </w:r>
-      <w:r>
-        <w:t xml:space="preserve">- Explain why two trips can have the same average speed but different average velocities (or vice versa).</w:t>
-      </w:r>
-      <w:r>
-        <w:t xml:space="preserve"> </w:t>
-      </w:r>
-      <w:r>
-        <w:t xml:space="preserve">- Use a kernel sentence and three Hochman expansions to describe motion precisely.</w:t>
-      </w:r>
-    </w:p>
-    <w:bookmarkEnd w:id="19"/>
-    <w:bookmarkStart w:id="20" w:name="agenda"/>
-    <w:p>
-      <w:pPr>
-        <w:pStyle w:val="Heading2"/>
-      </w:pPr>
-      <w:r>
-        <w:t xml:space="preserve">Agenda</w:t>
-      </w:r>
-    </w:p>
-    <w:tbl>
-      <w:tblPr>
-        <w:tblStyle w:val="Table"/>
-        <w:tblW w:type="pct" w:w="5000"/>
-        <w:tblLayout w:type="fixed"/>
-        <w:tblLook w:firstRow="1" w:lastRow="0" w:firstColumn="0" w:lastColumn="0" w:noHBand="0" w:noVBand="0" w:val="0020"/>
-      </w:tblPr>
-      <w:tblGrid>
-        <w:gridCol w:w="2640"/>
-        <w:gridCol w:w="2640"/>
-        <w:gridCol w:w="2640"/>
-      </w:tblGrid>
-      <w:tr>
-        <w:trPr>
-          <w:tblHeader w:val="on"/>
-        </w:trPr>
-        <w:tc>
-          <w:tcPr/>
-          <w:p>
-            <w:pPr>
-              <w:pStyle w:val="Compact"/>
-            </w:pPr>
-            <w:r>
-              <w:t xml:space="preserve">Time</w:t>
-            </w:r>
-          </w:p>
-        </w:tc>
-        <w:tc>
-          <w:tcPr/>
-          <w:p>
-            <w:pPr>
-              <w:pStyle w:val="Compact"/>
-            </w:pPr>
-            <w:r>
-              <w:t xml:space="preserve">Block</w:t>
-            </w:r>
-          </w:p>
-        </w:tc>
-        <w:tc>
-          <w:tcPr/>
-          <w:p>
-            <w:pPr>
-              <w:pStyle w:val="Compact"/>
-            </w:pPr>
-            <w:r>
-              <w:t xml:space="preserve">Notes</w:t>
-            </w:r>
-          </w:p>
-        </w:tc>
-      </w:tr>
-      <w:tr>
-        <w:tc>
-          <w:tcPr/>
-          <w:p>
-            <w:pPr>
-              <w:pStyle w:val="Compact"/>
-            </w:pPr>
-            <w:r>
-              <w:t xml:space="preserve">0–3</w:t>
-            </w:r>
-          </w:p>
-        </w:tc>
-        <w:tc>
-          <w:tcPr/>
-          <w:p>
-            <w:pPr>
-              <w:pStyle w:val="Compact"/>
-            </w:pPr>
-            <w:r>
-              <w:t xml:space="preserve">Opening Connection (SEL)</w:t>
-            </w:r>
-          </w:p>
-        </w:tc>
-        <w:tc>
-          <w:tcPr/>
-          <w:p>
-            <w:pPr>
-              <w:pStyle w:val="Compact"/>
-            </w:pPr>
-            <w:r>
-              <w:t xml:space="preserve">Brief check-in</w:t>
-            </w:r>
-          </w:p>
-        </w:tc>
-      </w:tr>
-      <w:tr>
-        <w:tc>
-          <w:tcPr/>
-          <w:p>
-            <w:pPr>
-              <w:pStyle w:val="Compact"/>
-            </w:pPr>
-            <w:r>
-              <w:t xml:space="preserve">3–8</w:t>
-            </w:r>
-          </w:p>
-        </w:tc>
-        <w:tc>
-          <w:tcPr/>
-          <w:p>
-            <w:pPr>
-              <w:pStyle w:val="Compact"/>
-            </w:pPr>
-            <w:r>
-              <w:t xml:space="preserve">Phenomenon hook</w:t>
-            </w:r>
-          </w:p>
-        </w:tc>
-        <w:tc>
-          <w:tcPr/>
-          <w:p>
-            <w:pPr>
-              <w:pStyle w:val="Compact"/>
-            </w:pPr>
-            <w:r>
-              <w:t xml:space="preserve">Two-student walk demo; class times both with stopwatches</w:t>
-            </w:r>
-          </w:p>
-        </w:tc>
-      </w:tr>
-      <w:tr>
-        <w:tc>
-          <w:tcPr/>
-          <w:p>
-            <w:pPr>
-              <w:pStyle w:val="Compact"/>
-            </w:pPr>
-            <w:r>
-              <w:t xml:space="preserve">8–13</w:t>
-            </w:r>
-          </w:p>
-        </w:tc>
-        <w:tc>
-          <w:tcPr/>
-          <w:p>
-            <w:pPr>
-              <w:pStyle w:val="Compact"/>
-            </w:pPr>
-            <w:r>
-              <w:t xml:space="preserve">Notice &amp; Wonder + Turn and Talk #1</w:t>
-            </w:r>
-          </w:p>
-        </w:tc>
-        <w:tc>
-          <w:tcPr/>
-          <w:p>
-            <w:pPr>
-              <w:pStyle w:val="Compact"/>
-            </w:pPr>
-            <w:r>
-              <w:t xml:space="preserve">Capture which student</w:t>
-            </w:r>
-            <w:r>
-              <w:t xml:space="preserve"> </w:t>
-            </w:r>
-            <w:r>
-              <w:t xml:space="preserve">“moved faster”</w:t>
-            </w:r>
-          </w:p>
-        </w:tc>
-      </w:tr>
-      <w:tr>
-        <w:tc>
-          <w:tcPr/>
-          <w:p>
-            <w:pPr>
-              <w:pStyle w:val="Compact"/>
-            </w:pPr>
-            <w:r>
-              <w:t xml:space="preserve">13–18</w:t>
-            </w:r>
-          </w:p>
-        </w:tc>
-        <w:tc>
-          <w:tcPr/>
-          <w:p>
-            <w:pPr>
-              <w:pStyle w:val="Compact"/>
-            </w:pPr>
-            <w:r>
-              <w:t xml:space="preserve">Initial Model</w:t>
-            </w:r>
-          </w:p>
-        </w:tc>
-        <w:tc>
-          <w:tcPr/>
-          <w:p>
-            <w:pPr>
-              <w:pStyle w:val="Compact"/>
-            </w:pPr>
-            <w:r>
-              <w:t xml:space="preserve">Each student writes a</w:t>
-            </w:r>
-            <w:r>
-              <w:t xml:space="preserve"> </w:t>
-            </w:r>
-            <w:r>
-              <w:rPr>
-                <w:i/>
-                <w:iCs/>
-              </w:rPr>
-              <w:t xml:space="preserve">kernel sentence</w:t>
-            </w:r>
-            <w:r>
-              <w:t xml:space="preserve">:</w:t>
-            </w:r>
-            <w:r>
-              <w:t xml:space="preserve"> </w:t>
-            </w:r>
-            <w:r>
-              <w:t xml:space="preserve">“The car moves.”</w:t>
-            </w:r>
-          </w:p>
-        </w:tc>
-      </w:tr>
-      <w:tr>
-        <w:tc>
-          <w:tcPr/>
-          <w:p>
-            <w:pPr>
-              <w:pStyle w:val="Compact"/>
-            </w:pPr>
-            <w:r>
-              <w:t xml:space="preserve">18–32</w:t>
-            </w:r>
-          </w:p>
-        </w:tc>
-        <w:tc>
-          <w:tcPr/>
-          <w:p>
-            <w:pPr>
-              <w:pStyle w:val="Compact"/>
-            </w:pPr>
-            <w:r>
-              <w:t xml:space="preserve">Investigate — two-cars interactive + Hochman expansions</w:t>
-            </w:r>
-          </w:p>
-        </w:tc>
-        <w:tc>
-          <w:tcPr/>
-          <w:p>
-            <w:pPr>
-              <w:pStyle w:val="Compact"/>
-            </w:pPr>
-            <w:r>
-              <w:t xml:space="preserve">See Strategy Spotlight</w:t>
-            </w:r>
-          </w:p>
-        </w:tc>
-      </w:tr>
-      <w:tr>
-        <w:tc>
-          <w:tcPr/>
-          <w:p>
-            <w:pPr>
-              <w:pStyle w:val="Compact"/>
-            </w:pPr>
-            <w:r>
-              <w:t xml:space="preserve">32–37</w:t>
-            </w:r>
-          </w:p>
-        </w:tc>
-        <w:tc>
-          <w:tcPr/>
-          <w:p>
-            <w:pPr>
-              <w:pStyle w:val="Compact"/>
-            </w:pPr>
-            <w:r>
-              <w:t xml:space="preserve">Sense-making + Turn and Talk #2</w:t>
-            </w:r>
-          </w:p>
-        </w:tc>
-        <w:tc>
-          <w:tcPr/>
-          <w:p>
-            <w:pPr>
-              <w:pStyle w:val="Compact"/>
-            </w:pPr>
-            <w:r>
-              <w:t xml:space="preserve">Compare scenarios with same speed, different velocity</w:t>
-            </w:r>
-          </w:p>
-        </w:tc>
-      </w:tr>
-      <w:tr>
-        <w:tc>
-          <w:tcPr/>
-          <w:p>
-            <w:pPr>
-              <w:pStyle w:val="Compact"/>
-            </w:pPr>
-            <w:r>
-              <w:t xml:space="preserve">37–40</w:t>
-            </w:r>
-          </w:p>
-        </w:tc>
-        <w:tc>
-          <w:tcPr/>
-          <w:p>
-            <w:pPr>
-              <w:pStyle w:val="Compact"/>
-            </w:pPr>
-            <w:r>
-              <w:t xml:space="preserve">Vocabulary + Revise Model</w:t>
-            </w:r>
-          </w:p>
-        </w:tc>
-        <w:tc>
-          <w:tcPr/>
-          <w:p>
-            <w:pPr>
-              <w:pStyle w:val="Compact"/>
-            </w:pPr>
-            <w:r>
-              <w:t xml:space="preserve">Introduce</w:t>
-            </w:r>
-            <w:r>
-              <w:t xml:space="preserve"> </w:t>
-            </w:r>
-            <w:r>
-              <w:rPr>
-                <w:i/>
-                <w:iCs/>
-              </w:rPr>
-              <w:t xml:space="preserve">speed</w:t>
-            </w:r>
-            <w:r>
-              <w:t xml:space="preserve">,</w:t>
-            </w:r>
-            <w:r>
-              <w:t xml:space="preserve"> </w:t>
-            </w:r>
-            <w:r>
-              <w:rPr>
-                <w:i/>
-                <w:iCs/>
-              </w:rPr>
-              <w:t xml:space="preserve">velocity</w:t>
-            </w:r>
-            <w:r>
-              <w:t xml:space="preserve">,</w:t>
-            </w:r>
-            <w:r>
-              <w:t xml:space="preserve"> </w:t>
-            </w:r>
-            <w:r>
-              <w:rPr>
-                <w:i/>
-                <w:iCs/>
-              </w:rPr>
-              <w:t xml:space="preserve">average rate</w:t>
-            </w:r>
-          </w:p>
-        </w:tc>
-      </w:tr>
-      <w:tr>
-        <w:tc>
-          <w:tcPr/>
-          <w:p>
-            <w:pPr>
-              <w:pStyle w:val="Compact"/>
-            </w:pPr>
-            <w:r>
-              <w:t xml:space="preserve">40–42</w:t>
-            </w:r>
-          </w:p>
-        </w:tc>
-        <w:tc>
-          <w:tcPr/>
-          <w:p>
-            <w:pPr>
-              <w:pStyle w:val="Compact"/>
-            </w:pPr>
-            <w:r>
-              <w:t xml:space="preserve">Exit Ticket + Closing Reflection</w:t>
-            </w:r>
-          </w:p>
-        </w:tc>
-        <w:tc>
-          <w:tcPr/>
-          <w:p>
-            <w:pPr>
-              <w:pStyle w:val="Compact"/>
-            </w:pPr>
-            <w:r>
-              <w:t xml:space="preserve">Round-trip cyclist</w:t>
-            </w:r>
-          </w:p>
-        </w:tc>
-      </w:tr>
-    </w:tbl>
-    <w:bookmarkEnd w:id="20"/>
-    <w:bookmarkStart w:id="21" w:name="discussion-prompts"/>
-    <w:p>
-      <w:pPr>
-        <w:pStyle w:val="Heading2"/>
-      </w:pPr>
-      <w:r>
-        <w:t xml:space="preserve">Discussion Prompts</w:t>
-      </w:r>
-    </w:p>
-    <w:p>
-      <w:pPr>
-        <w:pStyle w:val="Compact"/>
-        <w:numPr>
-          <w:ilvl w:val="0"/>
-          <w:numId w:val="1002"/>
-        </w:numPr>
-      </w:pPr>
-      <w:r>
-        <w:t xml:space="preserve">“If two cars travel between the same two cities in the same time, must their average speeds be equal? Their average velocities?”</w:t>
-      </w:r>
-    </w:p>
-    <w:p>
-      <w:pPr>
-        <w:pStyle w:val="Compact"/>
-        <w:numPr>
-          <w:ilvl w:val="0"/>
-          <w:numId w:val="1002"/>
-        </w:numPr>
-      </w:pPr>
-      <w:r>
-        <w:t xml:space="preserve">“A round-trip cyclist returns to her starting point in 1 hour after biking 20 km of trail. What is her average speed? Her average velocity?”</w:t>
-      </w:r>
-    </w:p>
-    <w:p>
-      <w:pPr>
-        <w:pStyle w:val="Compact"/>
-        <w:numPr>
-          <w:ilvl w:val="0"/>
-          <w:numId w:val="1002"/>
-        </w:numPr>
-      </w:pPr>
-      <w:r>
-        <w:rPr>
-          <w:i/>
-          <w:iCs/>
-        </w:rPr>
-        <w:t xml:space="preserve">Sample student response:</w:t>
-      </w:r>
-      <w:r>
-        <w:t xml:space="preserve"> </w:t>
-      </w:r>
-      <w:r>
-        <w:t xml:space="preserve">“Average speed = 20 km/h, average velocity = 0 because displacement is 0.”</w:t>
-      </w:r>
-    </w:p>
-    <w:bookmarkEnd w:id="21"/>
-    <w:bookmarkStart w:id="22" w:name="common-misconceptions"/>
-    <w:p>
-      <w:pPr>
-        <w:pStyle w:val="Heading2"/>
-      </w:pPr>
-      <w:r>
-        <w:t xml:space="preserve">Common Misconceptions</w:t>
-      </w:r>
-    </w:p>
-    <w:p>
-      <w:pPr>
-        <w:pStyle w:val="Compact"/>
-        <w:numPr>
-          <w:ilvl w:val="0"/>
-          <w:numId w:val="1003"/>
-        </w:numPr>
-      </w:pPr>
-      <w:r>
-        <w:rPr>
-          <w:b/>
-          <w:bCs/>
-        </w:rPr>
-        <w:t xml:space="preserve">Misconception:</w:t>
-      </w:r>
-      <w:r>
-        <w:t xml:space="preserve"> </w:t>
-      </w:r>
-      <w:r>
-        <w:t xml:space="preserve">“Speed and velocity are the same word for the same thing.”</w:t>
-      </w:r>
-      <w:r>
-        <w:t xml:space="preserve"> </w:t>
-      </w:r>
-      <w:r>
-        <w:t xml:space="preserve">→</w:t>
-      </w:r>
-      <w:r>
-        <w:t xml:space="preserve"> </w:t>
-      </w:r>
-      <w:r>
-        <w:rPr>
-          <w:b/>
-          <w:bCs/>
-        </w:rPr>
-        <w:t xml:space="preserve">Correction:</w:t>
-      </w:r>
-      <w:r>
-        <w:t xml:space="preserve"> </w:t>
-      </w:r>
-      <w:r>
-        <w:t xml:space="preserve">Speed is a scalar (magnitude only); velocity is a vector (magnitude</w:t>
-      </w:r>
-      <w:r>
-        <w:t xml:space="preserve"> </w:t>
-      </w:r>
-      <w:r>
-        <w:rPr>
-          <w:i/>
-          <w:iCs/>
-        </w:rPr>
-        <w:t xml:space="preserve">and</w:t>
-      </w:r>
-      <w:r>
-        <w:t xml:space="preserve"> </w:t>
-      </w:r>
-      <w:r>
-        <w:t xml:space="preserve">direction). Two cars going 30 mph in opposite directions have the same speed but different velocities.</w:t>
-      </w:r>
-    </w:p>
-    <w:p>
-      <w:pPr>
-        <w:pStyle w:val="Compact"/>
-        <w:numPr>
-          <w:ilvl w:val="0"/>
-          <w:numId w:val="1003"/>
-        </w:numPr>
-      </w:pPr>
-      <w:r>
-        <w:rPr>
-          <w:b/>
-          <w:bCs/>
-        </w:rPr>
-        <w:t xml:space="preserve">Misconception:</w:t>
-      </w:r>
-      <w:r>
-        <w:t xml:space="preserve"> </w:t>
-      </w:r>
-      <w:r>
-        <w:t xml:space="preserve">“Average velocity equals average of (initial velocity + final velocity).”</w:t>
-      </w:r>
-      <w:r>
-        <w:t xml:space="preserve"> </w:t>
-      </w:r>
-      <w:r>
-        <w:t xml:space="preserve">→</w:t>
-      </w:r>
-      <w:r>
-        <w:t xml:space="preserve"> </w:t>
-      </w:r>
-      <w:r>
-        <w:rPr>
-          <w:b/>
-          <w:bCs/>
-        </w:rPr>
-        <w:t xml:space="preserve">Correction:</w:t>
-      </w:r>
-      <w:r>
-        <w:t xml:space="preserve"> </w:t>
-      </w:r>
-      <w:r>
-        <w:t xml:space="preserve">That formula only holds for</w:t>
-      </w:r>
-      <w:r>
-        <w:t xml:space="preserve"> </w:t>
-      </w:r>
-      <w:r>
-        <w:rPr>
-          <w:i/>
-          <w:iCs/>
-        </w:rPr>
-        <w:t xml:space="preserve">constant</w:t>
-      </w:r>
-      <w:r>
-        <w:t xml:space="preserve"> </w:t>
-      </w:r>
-      <w:r>
-        <w:t xml:space="preserve">acceleration. In general, average velocity = total displacement ÷ total time.</w:t>
-      </w:r>
-    </w:p>
-    <w:p>
-      <w:pPr>
-        <w:pStyle w:val="Compact"/>
-        <w:numPr>
-          <w:ilvl w:val="0"/>
-          <w:numId w:val="1003"/>
-        </w:numPr>
-      </w:pPr>
-      <w:r>
-        <w:rPr>
-          <w:b/>
-          <w:bCs/>
-        </w:rPr>
-        <w:t xml:space="preserve">Misconception:</w:t>
-      </w:r>
-      <w:r>
-        <w:t xml:space="preserve"> </w:t>
-      </w:r>
-      <w:r>
-        <w:t xml:space="preserve">“If average velocity is zero, you didn’t move.”</w:t>
-      </w:r>
-      <w:r>
-        <w:t xml:space="preserve"> </w:t>
-      </w:r>
-      <w:r>
-        <w:t xml:space="preserve">→</w:t>
-      </w:r>
-      <w:r>
-        <w:t xml:space="preserve"> </w:t>
-      </w:r>
-      <w:r>
-        <w:rPr>
-          <w:b/>
-          <w:bCs/>
-        </w:rPr>
-        <w:t xml:space="preserve">Correction:</w:t>
-      </w:r>
-      <w:r>
-        <w:t xml:space="preserve"> </w:t>
-      </w:r>
-      <w:r>
-        <w:t xml:space="preserve">You can move a lot — a round trip — and still have zero average velocity because displacement is zero.</w:t>
-      </w:r>
-    </w:p>
-    <w:bookmarkEnd w:id="22"/>
-    <w:bookmarkStart w:id="23" w:name="access-differentiation"/>
-    <w:p>
-      <w:pPr>
-        <w:pStyle w:val="Heading2"/>
-      </w:pPr>
-      <w:r>
-        <w:t xml:space="preserve">Access &amp; Differentiation</w:t>
-      </w:r>
-    </w:p>
-    <w:p>
-      <w:pPr>
-        <w:pStyle w:val="Compact"/>
-        <w:numPr>
-          <w:ilvl w:val="0"/>
-          <w:numId w:val="1004"/>
-        </w:numPr>
-      </w:pPr>
-      <w:r>
-        <w:rPr>
-          <w:b/>
-          <w:bCs/>
-        </w:rPr>
-        <w:t xml:space="preserve">ELL/ENL supports:</w:t>
-      </w:r>
-      <w:r>
-        <w:t xml:space="preserve"> </w:t>
-      </w:r>
-      <w:r>
-        <w:t xml:space="preserve">Sentence frames embedded in the Hochman scaffold itself:</w:t>
-      </w:r>
-      <w:r>
-        <w:t xml:space="preserve"> </w:t>
-      </w:r>
-      <w:r>
-        <w:rPr>
-          <w:i/>
-          <w:iCs/>
-        </w:rPr>
-        <w:t xml:space="preserve">“The ___ moves ___ at ___ m/s for ___ seconds.”</w:t>
-      </w:r>
-      <w:r>
-        <w:t xml:space="preserve"> </w:t>
-      </w:r>
-      <w:r>
-        <w:t xml:space="preserve">Word-choice box: {speed, velocity, scalar, vector, displacement, rate, direction}.</w:t>
-      </w:r>
-    </w:p>
-    <w:p>
-      <w:pPr>
-        <w:pStyle w:val="Compact"/>
-        <w:numPr>
-          <w:ilvl w:val="0"/>
-          <w:numId w:val="1004"/>
-        </w:numPr>
-      </w:pPr>
-      <w:r>
-        <w:rPr>
-          <w:b/>
-          <w:bCs/>
-        </w:rPr>
-        <w:t xml:space="preserve">IEP/SPED supports:</w:t>
-      </w:r>
-      <w:r>
-        <w:t xml:space="preserve"> </w:t>
-      </w:r>
-      <w:r>
-        <w:t xml:space="preserve">Pre-fill two of the four expansion blanks; the student adds the remaining two. Provide a labeled diagram with the kernel sentence and one full expansion as a worked example.</w:t>
-      </w:r>
-    </w:p>
-    <w:p>
-      <w:pPr>
-        <w:pStyle w:val="Compact"/>
-        <w:numPr>
-          <w:ilvl w:val="0"/>
-          <w:numId w:val="1004"/>
-        </w:numPr>
-      </w:pPr>
-      <w:r>
-        <w:rPr>
-          <w:b/>
-          <w:bCs/>
-        </w:rPr>
-        <w:t xml:space="preserve">Extensions:</w:t>
-      </w:r>
-      <w:r>
-        <w:t xml:space="preserve"> </w:t>
-      </w:r>
-      <w:r>
-        <w:t xml:space="preserve">Students invent two scenarios — one where average speed &gt; average velocity magnitude, and one where they are equal — and explain why.</w:t>
-      </w:r>
-    </w:p>
-    <w:bookmarkEnd w:id="23"/>
-    <w:bookmarkStart w:id="24" w:name="strategy-spotlight"/>
-    <w:p>
-      <w:pPr>
-        <w:pStyle w:val="Heading2"/>
-      </w:pPr>
-      <w:r>
-        <w:t xml:space="preserve">Strategy Spotlight</w:t>
-      </w:r>
-    </w:p>
-    <w:p>
-      <w:pPr>
-        <w:pStyle w:val="FirstParagraph"/>
-      </w:pPr>
-      <w:r>
-        <w:rPr>
-          <w:b/>
-          <w:bCs/>
-        </w:rPr>
-        <w:t xml:space="preserve">Hochman</w:t>
-      </w:r>
-      <w:r>
-        <w:rPr>
-          <w:b/>
-          <w:bCs/>
-        </w:rPr>
-        <w:t xml:space="preserve"> </w:t>
-      </w:r>
-      <w:r>
-        <w:rPr>
-          <w:b/>
-          <w:bCs/>
-          <w:i/>
-          <w:iCs/>
-        </w:rPr>
-        <w:t xml:space="preserve">sentence expansion</w:t>
-      </w:r>
-      <w:r>
-        <w:rPr>
-          <w:b/>
-          <w:bCs/>
-        </w:rPr>
-        <w:t xml:space="preserve"> </w:t>
-      </w:r>
-      <w:r>
-        <w:rPr>
-          <w:b/>
-          <w:bCs/>
-        </w:rPr>
-        <w:t xml:space="preserve">(15 min).</w:t>
-      </w:r>
-      <w:r>
-        <w:t xml:space="preserve"> </w:t>
-      </w:r>
-      <w:r>
-        <w:t xml:space="preserve">Distribute the Hochman expansion organizer. Begin with a</w:t>
-      </w:r>
-      <w:r>
-        <w:t xml:space="preserve"> </w:t>
-      </w:r>
-      <w:r>
-        <w:rPr>
-          <w:i/>
-          <w:iCs/>
-        </w:rPr>
-        <w:t xml:space="preserve">kernel sentence</w:t>
-      </w:r>
-      <w:r>
-        <w:t xml:space="preserve">:</w:t>
-      </w:r>
-      <w:r>
-        <w:t xml:space="preserve"> </w:t>
-      </w:r>
-      <w:r>
-        <w:t xml:space="preserve">“The car moves.”</w:t>
-      </w:r>
-      <w:r>
-        <w:t xml:space="preserve"> </w:t>
-      </w:r>
-      <w:r>
-        <w:t xml:space="preserve">Lead the class through three expansions, one at a time, each adding ONE detail:</w:t>
-      </w:r>
-    </w:p>
-    <w:p>
-      <w:pPr>
-        <w:pStyle w:val="Compact"/>
-        <w:numPr>
-          <w:ilvl w:val="0"/>
-          <w:numId w:val="1005"/>
-        </w:numPr>
-      </w:pPr>
-      <w:r>
-        <w:rPr>
-          <w:b/>
-          <w:bCs/>
-        </w:rPr>
-        <w:t xml:space="preserve">Expansion 1 — add speed.</w:t>
-      </w:r>
-      <w:r>
-        <w:t xml:space="preserve"> </w:t>
-      </w:r>
-      <w:r>
-        <w:t xml:space="preserve">“The car moves at 30 m/s.”</w:t>
-      </w:r>
-    </w:p>
-    <w:p>
-      <w:pPr>
-        <w:pStyle w:val="Compact"/>
-        <w:numPr>
-          <w:ilvl w:val="0"/>
-          <w:numId w:val="1005"/>
-        </w:numPr>
-      </w:pPr>
-      <w:r>
-        <w:rPr>
-          <w:b/>
-          <w:bCs/>
-        </w:rPr>
-        <w:t xml:space="preserve">Expansion 2 — add direction (turning speed into velocity).</w:t>
-      </w:r>
-      <w:r>
-        <w:t xml:space="preserve"> </w:t>
-      </w:r>
-      <w:r>
-        <w:t xml:space="preserve">“The car moves east at 30 m/s.”</w:t>
-      </w:r>
-    </w:p>
-    <w:p>
-      <w:pPr>
-        <w:pStyle w:val="Compact"/>
-        <w:numPr>
-          <w:ilvl w:val="0"/>
-          <w:numId w:val="1005"/>
-        </w:numPr>
-      </w:pPr>
-      <w:r>
-        <w:rPr>
-          <w:b/>
-          <w:bCs/>
-        </w:rPr>
-        <w:t xml:space="preserve">Expansion 3 — add time and distance/displacement.</w:t>
-      </w:r>
-      <w:r>
-        <w:t xml:space="preserve"> </w:t>
-      </w:r>
-      <w:r>
-        <w:t xml:space="preserve">“The red car moves east at 30 m/s for 4 seconds, traveling a displacement of 120 m.”</w:t>
-      </w:r>
-    </w:p>
-    <w:p>
-      <w:pPr>
-        <w:pStyle w:val="FirstParagraph"/>
-      </w:pPr>
-      <w:r>
-        <w:t xml:space="preserve">After each expansion, students share with a partner what new information was added and why it matters for</w:t>
-      </w:r>
-      <w:r>
-        <w:t xml:space="preserve"> </w:t>
-      </w:r>
-      <w:r>
-        <w:rPr>
-          <w:i/>
-          <w:iCs/>
-        </w:rPr>
-        <w:t xml:space="preserve">describing motion</w:t>
-      </w:r>
-      <w:r>
-        <w:t xml:space="preserve">. Close by asking:</w:t>
-      </w:r>
-      <w:r>
-        <w:t xml:space="preserve"> </w:t>
-      </w:r>
-      <w:r>
-        <w:t xml:space="preserve">“Which of these sentences is precise enough that another physicist could re-create the motion in their classroom? Why?”</w:t>
-      </w:r>
-    </w:p>
-    <w:p>
-      <w:pPr>
-        <w:pStyle w:val="BodyText"/>
-      </w:pPr>
-      <w:r>
-        <w:rPr>
-          <w:b/>
-          <w:bCs/>
-        </w:rPr>
-        <w:t xml:space="preserve">Why this works:</w:t>
-      </w:r>
-      <w:r>
-        <w:t xml:space="preserve"> </w:t>
-      </w:r>
-      <w:r>
-        <w:t xml:space="preserve">Sentence expansion forces precise word choice. Students who default to</w:t>
-      </w:r>
-      <w:r>
-        <w:t xml:space="preserve"> </w:t>
-      </w:r>
-      <w:r>
-        <w:t xml:space="preserve">“the car moves fast”</w:t>
-      </w:r>
-      <w:r>
-        <w:t xml:space="preserve"> </w:t>
-      </w:r>
-      <w:r>
-        <w:t xml:space="preserve">learn that</w:t>
-      </w:r>
-      <w:r>
-        <w:t xml:space="preserve"> </w:t>
-      </w:r>
-      <w:r>
-        <w:t xml:space="preserve">“fast”</w:t>
-      </w:r>
-      <w:r>
-        <w:t xml:space="preserve"> </w:t>
-      </w:r>
-      <w:r>
-        <w:t xml:space="preserve">is not measurable. Each layer makes the description progressively</w:t>
-      </w:r>
-      <w:r>
-        <w:t xml:space="preserve"> </w:t>
-      </w:r>
-      <w:r>
-        <w:rPr>
-          <w:i/>
-          <w:iCs/>
-        </w:rPr>
-        <w:t xml:space="preserve">quantifiable</w:t>
-      </w:r>
-      <w:r>
-        <w:t xml:space="preserve"> </w:t>
-      </w:r>
-      <w:r>
-        <w:t xml:space="preserve">— exactly the work HS-PS2-1 demands.</w:t>
-      </w:r>
-    </w:p>
-    <w:bookmarkEnd w:id="24"/>
-    <w:bookmarkStart w:id="25" w:name="exit-ticket-closing-reflection"/>
-    <w:p>
-      <w:pPr>
-        <w:pStyle w:val="Heading2"/>
-      </w:pPr>
-      <w:r>
-        <w:t xml:space="preserve">Exit Ticket + Closing Reflection</w:t>
-      </w:r>
-    </w:p>
-    <w:p>
-      <w:pPr>
-        <w:pStyle w:val="FirstParagraph"/>
-      </w:pPr>
-      <w:r>
-        <w:t xml:space="preserve">A cyclist rides 20 km along a trail and returns to her starting point. The whole trip takes 1 hour.</w:t>
-      </w:r>
-    </w:p>
-    <w:p>
-      <w:pPr>
-        <w:pStyle w:val="Compact"/>
-        <w:numPr>
-          <w:ilvl w:val="0"/>
-          <w:numId w:val="1006"/>
-        </w:numPr>
-      </w:pPr>
-      <w:r>
-        <w:t xml:space="preserve">What is her average speed? (b) What is her average velocity? (c) Use a Hochman expansion: start with the kernel</w:t>
-      </w:r>
-      <w:r>
-        <w:t xml:space="preserve"> </w:t>
-      </w:r>
-      <w:r>
-        <w:t xml:space="preserve">“The cyclist rode,”</w:t>
-      </w:r>
-      <w:r>
-        <w:t xml:space="preserve"> </w:t>
-      </w:r>
-      <w:r>
-        <w:t xml:space="preserve">and add three details so the sentence is precise enough that someone else could check her work.</w:t>
-      </w:r>
-    </w:p>
-    <w:p>
-      <w:pPr>
-        <w:pStyle w:val="FirstParagraph"/>
-      </w:pPr>
-      <w:r>
-        <w:rPr>
-          <w:i/>
-          <w:iCs/>
-        </w:rPr>
-        <w:t xml:space="preserve">Closing reflection (30 sec):</w:t>
-      </w:r>
-      <w:r>
-        <w:t xml:space="preserve"> </w:t>
-      </w:r>
-      <w:r>
-        <w:t xml:space="preserve">What is one thing that surprised you today? Who helped you make sense of something?</w:t>
-      </w:r>
-    </w:p>
-    <w:bookmarkEnd w:id="25"/>
-    <w:bookmarkStart w:id="26" w:name="companion-materials"/>
-    <w:p>
-      <w:pPr>
-        <w:pStyle w:val="Heading2"/>
-      </w:pPr>
-      <w:r>
-        <w:t xml:space="preserve">Companion Materials</w:t>
-      </w:r>
-    </w:p>
-    <w:p>
-      <w:pPr>
-        <w:pStyle w:val="Compact"/>
-        <w:numPr>
-          <w:ilvl w:val="0"/>
-          <w:numId w:val="1007"/>
+          <w:numId w:val="1011"/>
         </w:numPr>
       </w:pPr>
       <w:r>
@@ -1839,7 +2736,7 @@
         <w:t xml:space="preserve"> </w:t>
       </w:r>
       <w:r>
-        <w:t xml:space="preserve">(rich interactive)</w:t>
+        <w:t xml:space="preserve">(rich interactive) — hand to students at start of Phase 2</w:t>
       </w:r>
     </w:p>
     <w:p>
@@ -1847,7 +2744,7 @@
         <w:pStyle w:val="Compact"/>
         <w:numPr>
           <w:ilvl w:val="0"/>
-          <w:numId w:val="1007"/>
+          <w:numId w:val="1011"/>
         </w:numPr>
       </w:pPr>
       <w:r>
@@ -1860,7 +2757,7 @@
         <w:t xml:space="preserve"> </w:t>
       </w:r>
       <w:r>
-        <w:t xml:space="preserve">(OneNote-paste static)</w:t>
+        <w:t xml:space="preserve">(OneNote-paste static) — for distribution via Class Notebook</w:t>
       </w:r>
     </w:p>
     <w:p>
@@ -1868,7 +2765,7 @@
         <w:pStyle w:val="Compact"/>
         <w:numPr>
           <w:ilvl w:val="0"/>
-          <w:numId w:val="1007"/>
+          <w:numId w:val="1011"/>
         </w:numPr>
       </w:pPr>
       <w:r>
@@ -1877,15 +2774,23 @@
         </w:rPr>
         <w:t xml:space="preserve">Answer_Key.docx</w:t>
       </w:r>
-    </w:p>
-    <w:bookmarkEnd w:id="26"/>
-    <w:bookmarkStart w:id="27" w:name="key-vocabulary-max-3"/>
-    <w:p>
-      <w:pPr>
-        <w:pStyle w:val="Heading2"/>
-      </w:pPr>
-      <w:r>
-        <w:t xml:space="preserve">Key Vocabulary (max 3)</w:t>
+      <w:r>
+        <w:t xml:space="preserve"> </w:t>
+      </w:r>
+      <w:r>
+        <w:t xml:space="preserve">— answers to</w:t>
+      </w:r>
+      <w:r>
+        <w:t xml:space="preserve"> </w:t>
+      </w:r>
+      <w:r>
+        <w:t xml:space="preserve">“Make It Make Sense”</w:t>
+      </w:r>
+      <w:r>
+        <w:t xml:space="preserve"> </w:t>
+      </w:r>
+      <w:r>
+        <w:t xml:space="preserve">prompts and the Exit Ticket</w:t>
       </w:r>
     </w:p>
     <w:p>
@@ -1893,7 +2798,36 @@
         <w:pStyle w:val="Compact"/>
         <w:numPr>
           <w:ilvl w:val="0"/>
-          <w:numId w:val="1008"/>
+          <w:numId w:val="1011"/>
+        </w:numPr>
+      </w:pPr>
+      <w:r>
+        <w:t xml:space="preserve">Web edition (live): https://angsta-ed.github.io/physics-kinematics/lessons/03-velocity.html</w:t>
+      </w:r>
+    </w:p>
+    <w:p>
+      <w:r>
+        <w:pict>
+          <v:rect style="width:0;height:1.5pt" o:hralign="center" o:hrstd="t" o:hr="t"/>
+        </w:pict>
+      </w:r>
+    </w:p>
+    <w:bookmarkEnd w:id="39"/>
+    <w:bookmarkStart w:id="40" w:name="key-vocabulary-max-3"/>
+    <w:p>
+      <w:pPr>
+        <w:pStyle w:val="Heading2"/>
+      </w:pPr>
+      <w:r>
+        <w:t xml:space="preserve">Key Vocabulary (max 3)</w:t>
+      </w:r>
+    </w:p>
+    <w:p>
+      <w:pPr>
+        <w:pStyle w:val="Compact"/>
+        <w:numPr>
+          <w:ilvl w:val="0"/>
+          <w:numId w:val="1012"/>
         </w:numPr>
       </w:pPr>
       <w:r>
@@ -1915,7 +2849,7 @@
         <w:pStyle w:val="Compact"/>
         <w:numPr>
           <w:ilvl w:val="0"/>
-          <w:numId w:val="1008"/>
+          <w:numId w:val="1012"/>
         </w:numPr>
       </w:pPr>
       <w:r>
@@ -1937,7 +2871,7 @@
         <w:pStyle w:val="Compact"/>
         <w:numPr>
           <w:ilvl w:val="0"/>
-          <w:numId w:val="1008"/>
+          <w:numId w:val="1012"/>
         </w:numPr>
       </w:pPr>
       <w:r>
@@ -1954,8 +2888,8 @@
         <w:t xml:space="preserve">— total change of a quantity ÷ total time elapsed (used for both average speed and average velocity)</w:t>
       </w:r>
     </w:p>
-    <w:bookmarkEnd w:id="27"/>
-    <w:bookmarkEnd w:id="28"/>
+    <w:bookmarkEnd w:id="40"/>
+    <w:bookmarkEnd w:id="41"/>
     <w:sectPr>
       <w:pgSz w:h="15840" w:w="12240"/>
       <w:pgMar w:bottom="1152" w:footer="720" w:gutter="0" w:header="720" w:left="1296" w:right="1296" w:top="1152"/>
@@ -2420,91 +3354,6 @@
       <w:start w:val="1"/>
       <w:numFmt w:val="decimal"/>
       <w:lvlText w:val="%9."/>
-      <w:lvlJc w:val="left"/>
-      <w:pPr>
-        <w:ind w:left="6480" w:hanging="360"/>
-      </w:pPr>
-    </w:lvl>
-  </w:abstractNum>
-  <w:abstractNum w:abstractNumId="99731">
-    <w:nsid w:val="00A99731"/>
-    <w:multiLevelType w:val="multilevel"/>
-    <w:lvl w:ilvl="0">
-      <w:start w:val="1"/>
-      <w:numFmt w:val="lowerLetter"/>
-      <w:lvlText w:val="(%1)"/>
-      <w:lvlJc w:val="left"/>
-      <w:pPr>
-        <w:ind w:left="720" w:hanging="360"/>
-      </w:pPr>
-    </w:lvl>
-    <w:lvl w:ilvl="1">
-      <w:start w:val="1"/>
-      <w:numFmt w:val="lowerLetter"/>
-      <w:lvlText w:val="(%2)"/>
-      <w:lvlJc w:val="left"/>
-      <w:pPr>
-        <w:ind w:left="1440" w:hanging="360"/>
-      </w:pPr>
-    </w:lvl>
-    <w:lvl w:ilvl="2">
-      <w:start w:val="1"/>
-      <w:numFmt w:val="lowerLetter"/>
-      <w:lvlText w:val="(%3)"/>
-      <w:lvlJc w:val="left"/>
-      <w:pPr>
-        <w:ind w:left="2160" w:hanging="360"/>
-      </w:pPr>
-    </w:lvl>
-    <w:lvl w:ilvl="3">
-      <w:start w:val="1"/>
-      <w:numFmt w:val="lowerLetter"/>
-      <w:lvlText w:val="(%4)"/>
-      <w:lvlJc w:val="left"/>
-      <w:pPr>
-        <w:ind w:left="2880" w:hanging="360"/>
-      </w:pPr>
-    </w:lvl>
-    <w:lvl w:ilvl="4">
-      <w:start w:val="1"/>
-      <w:numFmt w:val="lowerLetter"/>
-      <w:lvlText w:val="(%5)"/>
-      <w:lvlJc w:val="left"/>
-      <w:pPr>
-        <w:ind w:left="3600" w:hanging="360"/>
-      </w:pPr>
-    </w:lvl>
-    <w:lvl w:ilvl="5">
-      <w:start w:val="1"/>
-      <w:numFmt w:val="lowerLetter"/>
-      <w:lvlText w:val="(%6)"/>
-      <w:lvlJc w:val="left"/>
-      <w:pPr>
-        <w:ind w:left="4320" w:hanging="360"/>
-      </w:pPr>
-    </w:lvl>
-    <w:lvl w:ilvl="6">
-      <w:start w:val="1"/>
-      <w:numFmt w:val="lowerLetter"/>
-      <w:lvlText w:val="(%7)"/>
-      <w:lvlJc w:val="left"/>
-      <w:pPr>
-        <w:ind w:left="5040" w:hanging="360"/>
-      </w:pPr>
-    </w:lvl>
-    <w:lvl w:ilvl="7">
-      <w:start w:val="1"/>
-      <w:numFmt w:val="lowerLetter"/>
-      <w:lvlText w:val="(%8)"/>
-      <w:lvlJc w:val="left"/>
-      <w:pPr>
-        <w:ind w:left="5760" w:hanging="360"/>
-      </w:pPr>
-    </w:lvl>
-    <w:lvl w:ilvl="8">
-      <w:start w:val="1"/>
-      <w:numFmt w:val="lowerLetter"/>
-      <w:lvlText w:val="(%9)"/>
       <w:lvlJc w:val="left"/>
       <w:pPr>
         <w:ind w:left="6480" w:hanging="360"/>
@@ -2548,12 +3397,6 @@
     <w:abstractNumId w:val="991"/>
   </w:num>
   <w:num w:numId="1003">
-    <w:abstractNumId w:val="991"/>
-  </w:num>
-  <w:num w:numId="1004">
-    <w:abstractNumId w:val="991"/>
-  </w:num>
-  <w:num w:numId="1005">
     <w:abstractNumId w:val="99411"/>
     <w:lvlOverride w:ilvl="0">
       <w:startOverride w:val="1"/>
@@ -2583,8 +3426,8 @@
       <w:startOverride w:val="1"/>
     </w:lvlOverride>
   </w:num>
-  <w:num w:numId="1006">
-    <w:abstractNumId w:val="99731"/>
+  <w:num w:numId="1004">
+    <w:abstractNumId w:val="99411"/>
     <w:lvlOverride w:ilvl="0">
       <w:startOverride w:val="1"/>
     </w:lvlOverride>
@@ -2613,10 +3456,28 @@
       <w:startOverride w:val="1"/>
     </w:lvlOverride>
   </w:num>
+  <w:num w:numId="1005">
+    <w:abstractNumId w:val="991"/>
+  </w:num>
+  <w:num w:numId="1006">
+    <w:abstractNumId w:val="991"/>
+  </w:num>
   <w:num w:numId="1007">
     <w:abstractNumId w:val="991"/>
   </w:num>
   <w:num w:numId="1008">
+    <w:abstractNumId w:val="991"/>
+  </w:num>
+  <w:num w:numId="1009">
+    <w:abstractNumId w:val="991"/>
+  </w:num>
+  <w:num w:numId="1010">
+    <w:abstractNumId w:val="991"/>
+  </w:num>
+  <w:num w:numId="1011">
+    <w:abstractNumId w:val="991"/>
+  </w:num>
+  <w:num w:numId="1012">
     <w:abstractNumId w:val="991"/>
   </w:num>
 </w:numbering>
